--- a/public/cv/Alexey-Pakhalko-CV-RU-2026.docx
+++ b/public/cv/Alexey-Pakhalko-CV-RU-2026.docx
@@ -99,42 +99,34 @@
         </w:drawing>
       </w:r>
       <w:r>
-        <w:rPr>
-          <w:noProof/>
-        </w:rPr>
         <w:drawing>
-          <wp:anchor distT="0" distB="0" distL="114300" distR="114300" simplePos="0" relativeHeight="251695104" behindDoc="0" locked="0" layoutInCell="1" allowOverlap="1" wp14:anchorId="227F5F25" wp14:editId="7BB5BBF7">
+          <wp:anchor distT="0" distB="0" distL="0" distR="0" simplePos="0" relativeHeight="251660000" behindDoc="0" locked="0" layoutInCell="1" allowOverlap="1">
             <wp:simplePos x="0" y="0"/>
-            <wp:positionH relativeFrom="column">
-              <wp:posOffset>4005580</wp:posOffset>
+            <wp:positionH relativeFrom="page">
+              <wp:posOffset>6228000</wp:posOffset>
             </wp:positionH>
-            <wp:positionV relativeFrom="paragraph">
-              <wp:posOffset>-6350</wp:posOffset>
+            <wp:positionV relativeFrom="page">
+              <wp:posOffset>72000</wp:posOffset>
             </wp:positionV>
-            <wp:extent cx="867410" cy="867410"/>
-            <wp:effectExtent l="0" t="0" r="8890" b="8890"/>
+            <wp:extent cx="1044000" cy="1044000"/>
             <wp:wrapNone/>
-            <wp:docPr id="21" name="图片 4" descr="黑白色的标志&#10;&#10;中度可信度描述已自动生成"/>
-            <wp:cNvGraphicFramePr>
-              <a:graphicFrameLocks xmlns:a="http://schemas.openxmlformats.org/drawingml/2006/main" noChangeAspect="1"/>
+            <wp:docPr id="18" name="Rocksurv portfolio QR" descr="Rocksurv applications and demonstrations: https://tntomg.github.io/en/">
+              <ns0:hlinkClick xmlns:ns0="http://schemas.openxmlformats.org/drawingml/2006/main" r:id="rId20"/>
+            </wp:docPr>
+            <wp:cNvGraphicFramePr xmlns:a="http://schemas.openxmlformats.org/drawingml/2006/main">
+              <a:graphicFrameLocks noChangeAspect="1"/>
             </wp:cNvGraphicFramePr>
-            <a:graphic xmlns:a="http://schemas.openxmlformats.org/drawingml/2006/main">
+            <a:graphic xmlns:a="http://schemas.openxmlformats.org/drawingml/2006/main" xmlns:pic="http://schemas.openxmlformats.org/drawingml/2006/picture">
               <a:graphicData uri="http://schemas.openxmlformats.org/drawingml/2006/picture">
-                <pic:pic xmlns:pic="http://schemas.openxmlformats.org/drawingml/2006/picture">
+                <pic:pic>
                   <pic:nvPicPr>
-                    <pic:cNvPr id="5" name="图片 4" descr="黑白色的标志&#10;&#10;中度可信度描述已自动生成"/>
-                    <pic:cNvPicPr>
-                      <a:picLocks noChangeAspect="1"/>
-                    </pic:cNvPicPr>
+                    <pic:cNvPr id="18" name="rocksurv-portfolio-qr.png">
+                      <a:hlinkClick r:id="rId20"/>
+                    </pic:cNvPr>
+                    <pic:cNvPicPr/>
                   </pic:nvPicPr>
                   <pic:blipFill>
-                    <a:blip r:embed="rId10" cstate="print">
-                      <a:extLst>
-                        <a:ext uri="{28A0092B-C50C-407E-A947-70E740481C1C}">
-                          <a14:useLocalDpi xmlns:a14="http://schemas.microsoft.com/office/drawing/2010/main" val="0"/>
-                        </a:ext>
-                      </a:extLst>
-                    </a:blip>
+                    <a:blip r:embed="rId19"/>
                     <a:stretch>
                       <a:fillRect/>
                     </a:stretch>
@@ -142,148 +134,13 @@
                   <pic:spPr>
                     <a:xfrm>
                       <a:off x="0" y="0"/>
-                      <a:ext cx="867410" cy="867410"/>
+                      <a:ext cx="1044000" cy="1044000"/>
                     </a:xfrm>
-                    <a:prstGeom prst="rect">
-                      <a:avLst/>
-                    </a:prstGeom>
+                    <a:prstGeom prst="rect"/>
                   </pic:spPr>
                 </pic:pic>
               </a:graphicData>
             </a:graphic>
-            <wp14:sizeRelH relativeFrom="margin">
-              <wp14:pctWidth>0</wp14:pctWidth>
-            </wp14:sizeRelH>
-            <wp14:sizeRelV relativeFrom="margin">
-              <wp14:pctHeight>0</wp14:pctHeight>
-            </wp14:sizeRelV>
-          </wp:anchor>
-        </w:drawing>
-      </w:r>
-      <w:r>
-        <w:rPr>
-          <w:rFonts w:ascii="Verdana" w:hAnsi="Verdana"/>
-          <w:b/>
-          <w:bCs/>
-          <w:noProof/>
-          <w:sz w:val="28"/>
-          <w:lang w:val="en-US"/>
-        </w:rPr>
-        <w:drawing>
-          <wp:anchor distT="0" distB="0" distL="114300" distR="114300" simplePos="0" relativeHeight="251693056" behindDoc="0" locked="0" layoutInCell="1" allowOverlap="1" wp14:anchorId="36865F0E" wp14:editId="44C65AF2">
-            <wp:simplePos x="0" y="0"/>
-            <wp:positionH relativeFrom="margin">
-              <wp:posOffset>6271260</wp:posOffset>
-            </wp:positionH>
-            <wp:positionV relativeFrom="paragraph">
-              <wp:posOffset>12700</wp:posOffset>
-            </wp:positionV>
-            <wp:extent cx="714375" cy="848612"/>
-            <wp:effectExtent l="0" t="0" r="0" b="8890"/>
-            <wp:wrapNone/>
-            <wp:docPr id="3" name="Рисунок 21"/>
-            <wp:cNvGraphicFramePr>
-              <a:graphicFrameLocks xmlns:a="http://schemas.openxmlformats.org/drawingml/2006/main" noChangeAspect="1"/>
-            </wp:cNvGraphicFramePr>
-            <a:graphic xmlns:a="http://schemas.openxmlformats.org/drawingml/2006/main">
-              <a:graphicData uri="http://schemas.openxmlformats.org/drawingml/2006/picture">
-                <pic:pic xmlns:pic="http://schemas.openxmlformats.org/drawingml/2006/picture">
-                  <pic:nvPicPr>
-                    <pic:cNvPr id="0" name="Picture 1"/>
-                    <pic:cNvPicPr>
-                      <a:picLocks noChangeAspect="1"/>
-                    </pic:cNvPicPr>
-                  </pic:nvPicPr>
-                  <pic:blipFill>
-                    <a:blip r:embed="rId11"/>
-                    <a:srcRect r="54434"/>
-                    <a:stretch/>
-                  </pic:blipFill>
-                  <pic:spPr bwMode="auto">
-                    <a:xfrm>
-                      <a:off x="0" y="0"/>
-                      <a:ext cx="715394" cy="849822"/>
-                    </a:xfrm>
-                    <a:prstGeom prst="rect">
-                      <a:avLst/>
-                    </a:prstGeom>
-                    <a:noFill/>
-                    <a:ln>
-                      <a:noFill/>
-                      <a:miter/>
-                    </a:ln>
-                  </pic:spPr>
-                </pic:pic>
-              </a:graphicData>
-            </a:graphic>
-            <wp14:sizeRelH relativeFrom="margin">
-              <wp14:pctWidth>0</wp14:pctWidth>
-            </wp14:sizeRelH>
-            <wp14:sizeRelV relativeFrom="margin">
-              <wp14:pctHeight>0</wp14:pctHeight>
-            </wp14:sizeRelV>
-          </wp:anchor>
-        </w:drawing>
-      </w:r>
-      <w:r>
-        <w:rPr>
-          <w:noProof/>
-        </w:rPr>
-        <w:drawing>
-          <wp:anchor distT="0" distB="0" distL="114300" distR="114300" simplePos="0" relativeHeight="251694080" behindDoc="0" locked="0" layoutInCell="1" allowOverlap="1" wp14:anchorId="1217D7DE" wp14:editId="256DD63B">
-            <wp:simplePos x="0" y="0"/>
-            <wp:positionH relativeFrom="column">
-              <wp:posOffset>4956175</wp:posOffset>
-            </wp:positionH>
-            <wp:positionV relativeFrom="paragraph">
-              <wp:posOffset>12700</wp:posOffset>
-            </wp:positionV>
-            <wp:extent cx="1289685" cy="886410"/>
-            <wp:effectExtent l="0" t="0" r="5715" b="9525"/>
-            <wp:wrapNone/>
-            <wp:docPr id="20" name="Picture 4"/>
-            <wp:cNvGraphicFramePr>
-              <a:graphicFrameLocks xmlns:a="http://schemas.openxmlformats.org/drawingml/2006/main" noChangeAspect="1"/>
-            </wp:cNvGraphicFramePr>
-            <a:graphic xmlns:a="http://schemas.openxmlformats.org/drawingml/2006/main">
-              <a:graphicData uri="http://schemas.openxmlformats.org/drawingml/2006/picture">
-                <pic:pic xmlns:pic="http://schemas.openxmlformats.org/drawingml/2006/picture">
-                  <pic:nvPicPr>
-                    <pic:cNvPr id="6" name="Picture 4"/>
-                    <pic:cNvPicPr>
-                      <a:picLocks noChangeAspect="1"/>
-                    </pic:cNvPicPr>
-                  </pic:nvPicPr>
-                  <pic:blipFill>
-                    <a:blip r:embed="rId12" cstate="print">
-                      <a:extLst>
-                        <a:ext uri="{28A0092B-C50C-407E-A947-70E740481C1C}">
-                          <a14:useLocalDpi xmlns:a14="http://schemas.microsoft.com/office/drawing/2010/main" val="0"/>
-                        </a:ext>
-                      </a:extLst>
-                    </a:blip>
-                    <a:stretch>
-                      <a:fillRect/>
-                    </a:stretch>
-                  </pic:blipFill>
-                  <pic:spPr>
-                    <a:xfrm>
-                      <a:off x="0" y="0"/>
-                      <a:ext cx="1289685" cy="886410"/>
-                    </a:xfrm>
-                    <a:prstGeom prst="rect">
-                      <a:avLst/>
-                    </a:prstGeom>
-                  </pic:spPr>
-                </pic:pic>
-              </a:graphicData>
-            </a:graphic>
-            <wp14:sizeRelH relativeFrom="margin">
-              <wp14:pctWidth>0</wp14:pctWidth>
-            </wp14:sizeRelH>
-            <wp14:sizeRelV relativeFrom="margin">
-              <wp14:pctHeight>0</wp14:pctHeight>
-            </wp14:sizeRelV>
           </wp:anchor>
         </w:drawing>
       </w:r>
@@ -398,35 +255,13 @@
           <w:color w:val="000000" w:themeColor="text1"/>
           <w:lang w:val="ru-RU"/>
         </w:rPr>
-        <w:t xml:space="preserve">Автоматизация геологических данных и специалист по </w:t>
-      </w:r>
-      <w:r>
-        <w:rPr>
-          <w:rFonts w:asciiTheme="minorHAnsi" w:hAnsiTheme="minorHAnsi" w:cstheme="minorHAnsi"/>
-          <w:color w:val="000000" w:themeColor="text1"/>
-        </w:rPr>
-        <w:t>QA</w:t>
-      </w:r>
-      <w:r>
-        <w:rPr>
-          <w:rFonts w:asciiTheme="minorHAnsi" w:hAnsiTheme="minorHAnsi" w:cstheme="minorHAnsi"/>
-          <w:color w:val="000000" w:themeColor="text1"/>
-          <w:lang w:val="ru-RU"/>
-        </w:rPr>
-        <w:t>/</w:t>
-      </w:r>
-      <w:r>
-        <w:rPr>
-          <w:rFonts w:asciiTheme="minorHAnsi" w:hAnsiTheme="minorHAnsi" w:cstheme="minorHAnsi"/>
-          <w:color w:val="000000" w:themeColor="text1"/>
-        </w:rPr>
-        <w:t>QC</w:t>
+        <w:t xml:space="preserve">Геология и разработка приложений Rocksurv | QA/QC</w:t>
       </w:r>
     </w:p>
     <w:p>
       <w:pPr>
         <w:pStyle w:val="afa"/>
-        <w:spacing w:before="87"/>
+        <w:spacing w:before="87" w:after="500"/>
         <w:ind w:left="2056" w:right="370"/>
         <w:rPr>
           <w:rFonts w:asciiTheme="minorHAnsi" w:hAnsiTheme="minorHAnsi" w:cstheme="minorHAnsi"/>
@@ -444,16 +279,10 @@
           <w:szCs w:val="20"/>
           <w:lang w:val="ru-RU"/>
         </w:rPr>
-        <w:t xml:space="preserve">Ведущий геолог с 15-летним опытом проведения геологического картирования, петрографических и геохимических исследований, специализирующийся на автоматизации рабочих процессов. В ходе участия в проекте картирования Аравийского щита (</w:t>
+        <w:t xml:space="preserve">Ведущий геолог с 15-летним опытом полевых работ, картирования, петрографии и геохимии. Разрабатываю приложения Rocksurv для ускорения сбора, проверки и обработки геологических данных. Объединяю геологическую практику, программирование и QA/QC.</w:t>
       </w:r>
       <w:r>
-        <w:rPr>
-          <w:rFonts w:asciiTheme="minorHAnsi" w:hAnsiTheme="minorHAnsi" w:cstheme="minorHAnsi"/>
-          <w:color w:val="000000" w:themeColor="text1"/>
-          <w:sz w:val="20"/>
-          <w:szCs w:val="20"/>
-        </w:rPr>
-        <w:t>GMAS</w:t>
+        <w:br/>
       </w:r>
       <w:r>
         <w:rPr>
@@ -462,85 +291,23 @@
           <w:sz w:val="20"/>
           <w:szCs w:val="20"/>
           <w:lang w:val="ru-RU"/>
+          <w:b/>
         </w:rPr>
-        <w:t xml:space="preserve">) освоил разработку </w:t>
+        <w:t xml:space="preserve">Посмотрите приложения и демонстрации на сайте: </w:t>
       </w:r>
-      <w:r>
-        <w:rPr>
-          <w:rFonts w:asciiTheme="minorHAnsi" w:hAnsiTheme="minorHAnsi" w:cstheme="minorHAnsi"/>
-          <w:color w:val="000000" w:themeColor="text1"/>
-          <w:sz w:val="20"/>
-          <w:szCs w:val="20"/>
-        </w:rPr>
-        <w:t>VBA</w:t>
-      </w:r>
-      <w:r>
-        <w:rPr>
-          <w:rFonts w:asciiTheme="minorHAnsi" w:hAnsiTheme="minorHAnsi" w:cstheme="minorHAnsi"/>
-          <w:color w:val="000000" w:themeColor="text1"/>
-          <w:sz w:val="20"/>
-          <w:szCs w:val="20"/>
-          <w:lang w:val="ru-RU"/>
-        </w:rPr>
-        <w:t xml:space="preserve">-скриптов для обработки данных в </w:t>
-      </w:r>
-      <w:r>
-        <w:rPr>
-          <w:rFonts w:asciiTheme="minorHAnsi" w:hAnsiTheme="minorHAnsi" w:cstheme="minorHAnsi"/>
-          <w:color w:val="000000" w:themeColor="text1"/>
-          <w:sz w:val="20"/>
-          <w:szCs w:val="20"/>
-        </w:rPr>
-        <w:t>Excel</w:t>
-      </w:r>
-      <w:r>
-        <w:rPr>
-          <w:rFonts w:asciiTheme="minorHAnsi" w:hAnsiTheme="minorHAnsi" w:cstheme="minorHAnsi"/>
-          <w:color w:val="000000" w:themeColor="text1"/>
-          <w:sz w:val="20"/>
-          <w:szCs w:val="20"/>
-          <w:lang w:val="ru-RU"/>
-        </w:rPr>
-        <w:t xml:space="preserve"> и создание мобильных приложений для </w:t>
-      </w:r>
-      <w:r>
-        <w:rPr>
-          <w:rFonts w:asciiTheme="minorHAnsi" w:hAnsiTheme="minorHAnsi" w:cstheme="minorHAnsi"/>
-          <w:color w:val="000000" w:themeColor="text1"/>
-          <w:sz w:val="20"/>
-          <w:szCs w:val="20"/>
-        </w:rPr>
-        <w:t>Android</w:t>
-      </w:r>
-      <w:r>
-        <w:rPr>
-          <w:rFonts w:asciiTheme="minorHAnsi" w:hAnsiTheme="minorHAnsi" w:cstheme="minorHAnsi"/>
-          <w:color w:val="000000" w:themeColor="text1"/>
-          <w:sz w:val="20"/>
-          <w:szCs w:val="20"/>
-          <w:lang w:val="ru-RU"/>
-        </w:rPr>
-        <w:t xml:space="preserve">. Успешно внедрил </w:t>
-      </w:r>
-      <w:r>
-        <w:rPr>
-          <w:rFonts w:asciiTheme="minorHAnsi" w:hAnsiTheme="minorHAnsi" w:cstheme="minorHAnsi"/>
-          <w:color w:val="000000" w:themeColor="text1"/>
-          <w:sz w:val="20"/>
-          <w:szCs w:val="20"/>
-        </w:rPr>
-        <w:t>IT</w:t>
-      </w:r>
-      <w:r>
-        <w:rPr>
-          <w:rFonts w:asciiTheme="minorHAnsi" w:hAnsiTheme="minorHAnsi" w:cstheme="minorHAnsi"/>
-          <w:color w:val="000000" w:themeColor="text1"/>
-          <w:sz w:val="20"/>
-          <w:szCs w:val="20"/>
-          <w:lang w:val="ru-RU"/>
-        </w:rPr>
-        <w:t>-решения в процессы сбора, валидации и отчётности полевых данных, что позволило снизить количество ручных ошибок и повысить операционную эффективность.</w:t>
-      </w:r>
+      <w:hyperlink r:id="rId20">
+        <w:r>
+          <w:rPr>
+            <w:rFonts w:asciiTheme="minorHAnsi" w:hAnsiTheme="minorHAnsi" w:cstheme="minorHAnsi"/>
+            <w:sz w:val="20"/>
+            <w:szCs w:val="20"/>
+            <w:lang w:val="ru-RU"/>
+            <w:color w:val="2E6B34"/>
+            <w:u w:val="single"/>
+          </w:rPr>
+          <w:t xml:space="preserve">tntomg.github.io/en/</w:t>
+        </w:r>
+      </w:hyperlink>
     </w:p>
     <w:p>
       <w:pPr>
@@ -3549,24 +3316,7 @@
                                 <w:sz w:val="22"/>
                                 <w:szCs w:val="22"/>
                               </w:rPr>
-                              <w:t>+7 (9</w:t>
-                            </w:r>
-                            <w:r>
-                              <w:rPr>
-                                <w:rFonts w:asciiTheme="minorHAnsi" w:eastAsia="Arial" w:hAnsiTheme="minorHAnsi" w:cstheme="minorHAnsi"/>
-                                <w:sz w:val="22"/>
-                                <w:szCs w:val="22"/>
-                                <w:lang w:val="en-US"/>
-                              </w:rPr>
-                              <w:t>04</w:t>
-                            </w:r>
-                            <w:r>
-                              <w:rPr>
-                                <w:rFonts w:asciiTheme="minorHAnsi" w:eastAsia="Arial" w:hAnsiTheme="minorHAnsi" w:cstheme="minorHAnsi"/>
-                                <w:sz w:val="22"/>
-                                <w:szCs w:val="22"/>
-                              </w:rPr>
-                              <w:t>) 6374416 / +7 (927) 2344525</w:t>
+                              <w:t xml:space="preserve">+7 904 637-44-16 / +7 927 234-45-25</w:t>
                             </w:r>
                           </w:p>
                         </w:txbxContent>
@@ -3606,24 +3356,7 @@
                           <w:sz w:val="22"/>
                           <w:szCs w:val="22"/>
                         </w:rPr>
-                        <w:t>+7 (9</w:t>
-                      </w:r>
-                      <w:r>
-                        <w:rPr>
-                          <w:rFonts w:asciiTheme="minorHAnsi" w:eastAsia="Arial" w:hAnsiTheme="minorHAnsi" w:cstheme="minorHAnsi"/>
-                          <w:sz w:val="22"/>
-                          <w:szCs w:val="22"/>
-                          <w:lang w:val="en-US"/>
-                        </w:rPr>
-                        <w:t>04</w:t>
-                      </w:r>
-                      <w:r>
-                        <w:rPr>
-                          <w:rFonts w:asciiTheme="minorHAnsi" w:eastAsia="Arial" w:hAnsiTheme="minorHAnsi" w:cstheme="minorHAnsi"/>
-                          <w:sz w:val="22"/>
-                          <w:szCs w:val="22"/>
-                        </w:rPr>
-                        <w:t>) 6374416 / +7 (927) 2344525</w:t>
+                        <w:t xml:space="preserve">+7 904 637-44-16 / +7 927 234-45-25</w:t>
                       </w:r>
                     </w:p>
                   </w:txbxContent>
@@ -3764,6 +3497,183 @@
                           <w:p>
                             <w:pPr>
                               <w:pStyle w:val="15"/>
+                              <w:spacing w:after="120" w:line="240" w:lineRule="auto" w:before="0"/>
+                              <w:rPr>
+                                <w:rFonts w:asciiTheme="minorHAnsi" w:hAnsiTheme="minorHAnsi" w:cstheme="minorHAnsi"/>
+                                <w:b/>
+                                <w:bCs/>
+                                <w:color w:val="000000" w:themeColor="text1"/>
+                                <w:sz w:val="28"/>
+                              </w:rPr>
+                            </w:pPr>
+                            <w:r>
+                              <w:rPr>
+                                <w:rFonts w:asciiTheme="minorHAnsi" w:hAnsiTheme="minorHAnsi" w:cstheme="minorHAnsi"/>
+                                <w:color w:val="000000" w:themeColor="text1"/>
+                                <w:sz w:val="28"/>
+                                <w:b/>
+                              </w:rPr>
+                              <w:t xml:space="preserve">ПРИЛОЖЕНИЯ ROCKSURV</w:t>
+                            </w:r>
+                          </w:p>
+                          <w:p>
+                            <w:pPr>
+                              <w:pStyle w:val="15"/>
+                              <w:spacing w:before="0" w:line="240" w:lineRule="auto" w:after="100"/>
+                              <w:rPr>
+                                <w:rFonts w:asciiTheme="minorHAnsi" w:hAnsiTheme="minorHAnsi" w:cstheme="minorHAnsi"/>
+                                <w:b/>
+                                <w:bCs/>
+                                <w:color w:val="000000" w:themeColor="text1"/>
+                                <w:sz w:val="20"/>
+                                <w:szCs w:val="20"/>
+                              </w:rPr>
+                            </w:pPr>
+                            <w:r>
+                              <w:rPr>
+                                <w:rFonts w:asciiTheme="minorHAnsi" w:hAnsiTheme="minorHAnsi" w:cstheme="minorHAnsi"/>
+                                <w:color w:val="000000" w:themeColor="text1"/>
+                                <w:sz w:val="20"/>
+                                <w:szCs w:val="20"/>
+                                <w:b/>
+                              </w:rPr>
+                              <w:t xml:space="preserve">Rocksurv Field</w:t>
+                            </w:r>
+                            <w:r>
+                              <w:rPr>
+                                <w:rFonts w:asciiTheme="minorHAnsi" w:hAnsiTheme="minorHAnsi" w:cstheme="minorHAnsi"/>
+                                <w:color w:val="000000" w:themeColor="text1"/>
+                                <w:sz w:val="20"/>
+                                <w:szCs w:val="20"/>
+                              </w:rPr>
+                              <w:t xml:space="preserve">: полевые наблюдения, пробы и офлайн-карты.</w:t>
+                            </w:r>
+                          </w:p>
+                          <w:p>
+                            <w:pPr>
+                              <w:pStyle w:val="15"/>
+                              <w:spacing w:before="0" w:line="240" w:lineRule="auto" w:after="100"/>
+                              <w:rPr>
+                                <w:rFonts w:asciiTheme="minorHAnsi" w:hAnsiTheme="minorHAnsi" w:cstheme="minorHAnsi"/>
+                                <w:b/>
+                                <w:bCs/>
+                                <w:color w:val="000000" w:themeColor="text1"/>
+                                <w:sz w:val="20"/>
+                                <w:szCs w:val="20"/>
+                              </w:rPr>
+                            </w:pPr>
+                            <w:r>
+                              <w:rPr>
+                                <w:rFonts w:asciiTheme="minorHAnsi" w:hAnsiTheme="minorHAnsi" w:cstheme="minorHAnsi"/>
+                                <w:color w:val="000000" w:themeColor="text1"/>
+                                <w:sz w:val="20"/>
+                                <w:szCs w:val="20"/>
+                                <w:b/>
+                              </w:rPr>
+                              <w:t xml:space="preserve">Rocksurv Classifier</w:t>
+                            </w:r>
+                            <w:r>
+                              <w:rPr>
+                                <w:rFonts w:asciiTheme="minorHAnsi" w:hAnsiTheme="minorHAnsi" w:cstheme="minorHAnsi"/>
+                                <w:color w:val="000000" w:themeColor="text1"/>
+                                <w:sz w:val="20"/>
+                                <w:szCs w:val="20"/>
+                              </w:rPr>
+                              <w:t xml:space="preserve">: классификация пород и проверка структурных замеров.</w:t>
+                            </w:r>
+                          </w:p>
+                          <w:p>
+                            <w:pPr>
+                              <w:pStyle w:val="15"/>
+                              <w:spacing w:before="0" w:line="240" w:lineRule="auto" w:after="100"/>
+                              <w:rPr>
+                                <w:rFonts w:asciiTheme="minorHAnsi" w:hAnsiTheme="minorHAnsi" w:cstheme="minorHAnsi"/>
+                                <w:b/>
+                                <w:bCs/>
+                                <w:color w:val="000000" w:themeColor="text1"/>
+                                <w:sz w:val="20"/>
+                                <w:szCs w:val="20"/>
+                              </w:rPr>
+                            </w:pPr>
+                            <w:r>
+                              <w:rPr>
+                                <w:rFonts w:asciiTheme="minorHAnsi" w:hAnsiTheme="minorHAnsi" w:cstheme="minorHAnsi"/>
+                                <w:color w:val="000000" w:themeColor="text1"/>
+                                <w:sz w:val="20"/>
+                                <w:szCs w:val="20"/>
+                                <w:b/>
+                              </w:rPr>
+                              <w:t xml:space="preserve">Rocksurv Core</w:t>
+                            </w:r>
+                            <w:r>
+                              <w:rPr>
+                                <w:rFonts w:asciiTheme="minorHAnsi" w:hAnsiTheme="minorHAnsi" w:cstheme="minorHAnsi"/>
+                                <w:color w:val="000000" w:themeColor="text1"/>
+                                <w:sz w:val="20"/>
+                                <w:szCs w:val="20"/>
+                              </w:rPr>
+                              <w:t xml:space="preserve">: цифровая документация керна и горных выработок.</w:t>
+                            </w:r>
+                          </w:p>
+                          <w:p>
+                            <w:pPr>
+                              <w:pStyle w:val="15"/>
+                              <w:spacing w:before="0" w:line="240" w:lineRule="auto" w:after="100"/>
+                              <w:rPr>
+                                <w:rFonts w:asciiTheme="minorHAnsi" w:hAnsiTheme="minorHAnsi" w:cstheme="minorHAnsi"/>
+                                <w:b/>
+                                <w:bCs/>
+                                <w:color w:val="000000" w:themeColor="text1"/>
+                                <w:sz w:val="20"/>
+                                <w:szCs w:val="20"/>
+                              </w:rPr>
+                            </w:pPr>
+                            <w:r>
+                              <w:rPr>
+                                <w:rFonts w:asciiTheme="minorHAnsi" w:hAnsiTheme="minorHAnsi" w:cstheme="minorHAnsi"/>
+                                <w:color w:val="000000" w:themeColor="text1"/>
+                                <w:sz w:val="20"/>
+                                <w:szCs w:val="20"/>
+                                <w:b/>
+                              </w:rPr>
+                              <w:t xml:space="preserve">RockSurv Petrography</w:t>
+                            </w:r>
+                            <w:r>
+                              <w:rPr>
+                                <w:rFonts w:asciiTheme="minorHAnsi" w:hAnsiTheme="minorHAnsi" w:cstheme="minorHAnsi"/>
+                                <w:color w:val="000000" w:themeColor="text1"/>
+                                <w:sz w:val="20"/>
+                                <w:szCs w:val="20"/>
+                              </w:rPr>
+                              <w:t xml:space="preserve">: определение минералов под микроскопом и атлас шлифов.</w:t>
+                            </w:r>
+                          </w:p>
+                          <w:p>
+                            <w:pPr>
+                              <w:pStyle w:val="15"/>
+                              <w:spacing w:before="0" w:line="240" w:lineRule="auto" w:after="100"/>
+                              <w:rPr>
+                                <w:rFonts w:asciiTheme="minorHAnsi" w:hAnsiTheme="minorHAnsi" w:cstheme="minorHAnsi"/>
+                                <w:b/>
+                                <w:bCs/>
+                                <w:color w:val="000000" w:themeColor="text1"/>
+                                <w:sz w:val="20"/>
+                                <w:szCs w:val="20"/>
+                              </w:rPr>
+                            </w:pPr>
+                            <w:r>
+                              <w:rPr>
+                                <w:rFonts w:asciiTheme="minorHAnsi" w:hAnsiTheme="minorHAnsi" w:cstheme="minorHAnsi"/>
+                                <w:color w:val="000000" w:themeColor="text1"/>
+                                <w:sz w:val="20"/>
+                                <w:szCs w:val="20"/>
+                              </w:rPr>
+                              <w:t xml:space="preserve">Разрабатываю прототипы. Сценарии работы и демонстрации доступны на сайте.</w:t>
+                            </w:r>
+                          </w:p>
+                          <w:p>
+                            <w:pPr>
+                              <w:pStyle w:val="15"/>
                               <w:spacing w:after="240" w:line="240" w:lineRule="auto"/>
                               <w:rPr>
                                 <w:rFonts w:asciiTheme="minorHAnsi" w:hAnsiTheme="minorHAnsi" w:cstheme="minorHAnsi"/>
@@ -4434,537 +4344,6 @@
                               </w:rPr>
                               <w:t>).</w:t>
                             </w:r>
-                          </w:p>
-                          <w:p>
-                            <w:pPr>
-                              <w:pStyle w:val="15"/>
-                              <w:spacing w:before="240" w:after="240" w:line="240" w:lineRule="auto"/>
-                              <w:rPr>
-                                <w:rFonts w:asciiTheme="minorHAnsi" w:hAnsiTheme="minorHAnsi" w:cstheme="minorHAnsi"/>
-                                <w:b/>
-                                <w:bCs/>
-                                <w:color w:val="000000" w:themeColor="text1"/>
-                                <w:sz w:val="28"/>
-                              </w:rPr>
-                            </w:pPr>
-                            <w:r>
-                              <w:rPr>
-                                <w:rFonts w:asciiTheme="minorHAnsi" w:hAnsiTheme="minorHAnsi" w:cstheme="minorHAnsi"/>
-                                <w:b/>
-                                <w:bCs/>
-                                <w:color w:val="000000" w:themeColor="text1"/>
-                                <w:sz w:val="28"/>
-                              </w:rPr>
-                              <w:t>Образование</w:t>
-                            </w:r>
-                          </w:p>
-                          <w:p>
-                            <w:pPr>
-                              <w:pStyle w:val="15"/>
-                              <w:spacing w:line="240" w:lineRule="auto"/>
-                              <w:rPr>
-                                <w:rFonts w:asciiTheme="minorHAnsi" w:hAnsiTheme="minorHAnsi" w:cstheme="minorHAnsi"/>
-                                <w:b/>
-                                <w:bCs/>
-                                <w:color w:val="000000" w:themeColor="text1"/>
-                                <w:sz w:val="20"/>
-                                <w:szCs w:val="20"/>
-                              </w:rPr>
-                            </w:pPr>
-                            <w:r>
-                              <w:rPr>
-                                <w:rFonts w:asciiTheme="minorHAnsi" w:hAnsiTheme="minorHAnsi" w:cstheme="minorHAnsi"/>
-                                <w:b/>
-                                <w:bCs/>
-                                <w:color w:val="000000" w:themeColor="text1"/>
-                                <w:sz w:val="20"/>
-                                <w:szCs w:val="20"/>
-                              </w:rPr>
-                              <w:t>2023</w:t>
-                            </w:r>
-                            <w:r>
-                              <w:rPr>
-                                <w:rFonts w:asciiTheme="minorHAnsi" w:hAnsiTheme="minorHAnsi" w:cstheme="minorHAnsi"/>
-                                <w:b/>
-                                <w:bCs/>
-                                <w:color w:val="000000" w:themeColor="text1"/>
-                                <w:sz w:val="20"/>
-                                <w:szCs w:val="20"/>
-                              </w:rPr>
-                              <w:t xml:space="preserve"> | Яндекс Практикум</w:t>
-                            </w:r>
-                          </w:p>
-                          <w:p>
-                            <w:pPr>
-                              <w:pStyle w:val="15"/>
-                              <w:spacing w:line="240" w:lineRule="auto"/>
-                              <w:rPr>
-                                <w:rFonts w:asciiTheme="minorHAnsi" w:hAnsiTheme="minorHAnsi" w:cstheme="minorHAnsi"/>
-                                <w:b/>
-                                <w:bCs/>
-                                <w:color w:val="000000" w:themeColor="text1"/>
-                                <w:sz w:val="20"/>
-                                <w:szCs w:val="20"/>
-                              </w:rPr>
-                            </w:pPr>
-                            <w:r>
-                              <w:rPr>
-                                <w:rFonts w:asciiTheme="minorHAnsi" w:hAnsiTheme="minorHAnsi" w:cstheme="minorHAnsi"/>
-                                <w:b/>
-                                <w:bCs/>
-                                <w:color w:val="000000" w:themeColor="text1"/>
-                                <w:sz w:val="20"/>
-                                <w:szCs w:val="20"/>
-                              </w:rPr>
-                              <w:t>Сертифик</w:t>
-                            </w:r>
-                            <w:r>
-                              <w:rPr>
-                                <w:rFonts w:asciiTheme="minorHAnsi" w:hAnsiTheme="minorHAnsi" w:cstheme="minorHAnsi"/>
-                                <w:b/>
-                                <w:bCs/>
-                                <w:color w:val="000000" w:themeColor="text1"/>
-                                <w:sz w:val="20"/>
-                                <w:szCs w:val="20"/>
-                              </w:rPr>
-                              <w:t>ат</w:t>
-                            </w:r>
-                            <w:r>
-                              <w:rPr>
-                                <w:rFonts w:asciiTheme="minorHAnsi" w:hAnsiTheme="minorHAnsi" w:cstheme="minorHAnsi"/>
-                                <w:b/>
-                                <w:bCs/>
-                                <w:color w:val="000000" w:themeColor="text1"/>
-                                <w:sz w:val="20"/>
-                                <w:szCs w:val="20"/>
-                              </w:rPr>
-                              <w:t xml:space="preserve"> «Инженер по тестированию (</w:t>
-                            </w:r>
-                            <w:r>
-                              <w:rPr>
-                                <w:rFonts w:asciiTheme="minorHAnsi" w:hAnsiTheme="minorHAnsi" w:cstheme="minorHAnsi"/>
-                                <w:b/>
-                                <w:bCs/>
-                                <w:color w:val="000000" w:themeColor="text1"/>
-                                <w:sz w:val="20"/>
-                                <w:szCs w:val="20"/>
-                                <w:lang w:val="en-US"/>
-                              </w:rPr>
-                              <w:t>QA</w:t>
-                            </w:r>
-                            <w:r>
-                              <w:rPr>
-                                <w:rFonts w:asciiTheme="minorHAnsi" w:hAnsiTheme="minorHAnsi" w:cstheme="minorHAnsi"/>
-                                <w:b/>
-                                <w:bCs/>
-                                <w:color w:val="000000" w:themeColor="text1"/>
-                                <w:sz w:val="20"/>
-                                <w:szCs w:val="20"/>
-                              </w:rPr>
-                              <w:t>/</w:t>
-                            </w:r>
-                            <w:r>
-                              <w:rPr>
-                                <w:rFonts w:asciiTheme="minorHAnsi" w:hAnsiTheme="minorHAnsi" w:cstheme="minorHAnsi"/>
-                                <w:b/>
-                                <w:bCs/>
-                                <w:color w:val="000000" w:themeColor="text1"/>
-                                <w:sz w:val="20"/>
-                                <w:szCs w:val="20"/>
-                                <w:lang w:val="en-US"/>
-                              </w:rPr>
-                              <w:t>QC</w:t>
-                            </w:r>
-                            <w:r>
-                              <w:rPr>
-                                <w:rFonts w:asciiTheme="minorHAnsi" w:hAnsiTheme="minorHAnsi" w:cstheme="minorHAnsi"/>
-                                <w:b/>
-                                <w:bCs/>
-                                <w:color w:val="000000" w:themeColor="text1"/>
-                                <w:sz w:val="20"/>
-                                <w:szCs w:val="20"/>
-                              </w:rPr>
-                              <w:t>)»</w:t>
-                            </w:r>
-                          </w:p>
-                          <w:p>
-                            <w:pPr>
-                              <w:pStyle w:val="15"/>
-                              <w:spacing w:line="240" w:lineRule="auto"/>
-                              <w:rPr>
-                                <w:rFonts w:asciiTheme="minorHAnsi" w:hAnsiTheme="minorHAnsi" w:cstheme="minorHAnsi"/>
-                                <w:b/>
-                                <w:bCs/>
-                                <w:color w:val="000000" w:themeColor="text1"/>
-                                <w:sz w:val="20"/>
-                                <w:szCs w:val="20"/>
-                              </w:rPr>
-                            </w:pPr>
-                            <w:r>
-                              <w:rPr>
-                                <w:rFonts w:asciiTheme="minorHAnsi" w:hAnsiTheme="minorHAnsi" w:cstheme="minorHAnsi"/>
-                                <w:color w:val="000000" w:themeColor="text1"/>
-                                <w:sz w:val="20"/>
-                                <w:szCs w:val="20"/>
-                              </w:rPr>
-                              <w:t xml:space="preserve">Специализация: тестирование веб- и мобильных приложений, тестирование </w:t>
-                            </w:r>
-                            <w:r>
-                              <w:rPr>
-                                <w:rFonts w:asciiTheme="minorHAnsi" w:hAnsiTheme="minorHAnsi" w:cstheme="minorHAnsi"/>
-                                <w:color w:val="000000" w:themeColor="text1"/>
-                                <w:sz w:val="20"/>
-                                <w:szCs w:val="20"/>
-                                <w:lang w:val="en-US"/>
-                              </w:rPr>
-                              <w:t>API</w:t>
-                            </w:r>
-                            <w:r>
-                              <w:rPr>
-                                <w:rFonts w:asciiTheme="minorHAnsi" w:hAnsiTheme="minorHAnsi" w:cstheme="minorHAnsi"/>
-                                <w:color w:val="000000" w:themeColor="text1"/>
-                                <w:sz w:val="20"/>
-                                <w:szCs w:val="20"/>
-                              </w:rPr>
-                              <w:t xml:space="preserve">, </w:t>
-                            </w:r>
-                            <w:r>
-                              <w:rPr>
-                                <w:rFonts w:asciiTheme="minorHAnsi" w:hAnsiTheme="minorHAnsi" w:cstheme="minorHAnsi"/>
-                                <w:color w:val="000000" w:themeColor="text1"/>
-                                <w:sz w:val="20"/>
-                                <w:szCs w:val="20"/>
-                                <w:lang w:val="en-US"/>
-                              </w:rPr>
-                              <w:t>SQL</w:t>
-                            </w:r>
-                            <w:r>
-                              <w:rPr>
-                                <w:rFonts w:asciiTheme="minorHAnsi" w:hAnsiTheme="minorHAnsi" w:cstheme="minorHAnsi"/>
-                                <w:color w:val="000000" w:themeColor="text1"/>
-                                <w:sz w:val="20"/>
-                                <w:szCs w:val="20"/>
-                              </w:rPr>
-                              <w:t>, основы автоматизации тестирования.</w:t>
-                            </w:r>
-                          </w:p>
-                          <w:p>
-                            <w:pPr>
-                              <w:pStyle w:val="15"/>
-                              <w:spacing w:before="120" w:line="240" w:lineRule="auto"/>
-                              <w:rPr>
-                                <w:rFonts w:asciiTheme="minorHAnsi" w:hAnsiTheme="minorHAnsi" w:cstheme="minorHAnsi"/>
-                                <w:b/>
-                                <w:bCs/>
-                                <w:color w:val="000000" w:themeColor="text1"/>
-                                <w:sz w:val="20"/>
-                                <w:szCs w:val="20"/>
-                              </w:rPr>
-                            </w:pPr>
-                            <w:r>
-                              <w:rPr>
-                                <w:rFonts w:asciiTheme="minorHAnsi" w:hAnsiTheme="minorHAnsi" w:cstheme="minorHAnsi"/>
-                                <w:b/>
-                                <w:bCs/>
-                                <w:color w:val="000000" w:themeColor="text1"/>
-                                <w:sz w:val="20"/>
-                                <w:szCs w:val="20"/>
-                              </w:rPr>
-                              <w:t xml:space="preserve">2010-2014, </w:t>
-                            </w:r>
-                            <w:r>
-                              <w:rPr>
-                                <w:rFonts w:asciiTheme="minorHAnsi" w:hAnsiTheme="minorHAnsi" w:cstheme="minorHAnsi"/>
-                                <w:b/>
-                                <w:bCs/>
-                                <w:color w:val="000000" w:themeColor="text1"/>
-                                <w:sz w:val="20"/>
-                                <w:szCs w:val="20"/>
-                              </w:rPr>
-                              <w:t>Институт</w:t>
-                            </w:r>
-                            <w:r>
-                              <w:rPr>
-                                <w:rFonts w:asciiTheme="minorHAnsi" w:hAnsiTheme="minorHAnsi" w:cstheme="minorHAnsi"/>
-                                <w:b/>
-                                <w:bCs/>
-                                <w:color w:val="000000" w:themeColor="text1"/>
-                                <w:sz w:val="20"/>
-                                <w:szCs w:val="20"/>
-                              </w:rPr>
-                              <w:t xml:space="preserve"> Карпинского</w:t>
-                            </w:r>
-                            <w:r>
-                              <w:rPr>
-                                <w:rFonts w:asciiTheme="minorHAnsi" w:hAnsiTheme="minorHAnsi" w:cstheme="minorHAnsi"/>
-                                <w:b/>
-                                <w:bCs/>
-                                <w:color w:val="000000" w:themeColor="text1"/>
-                                <w:sz w:val="20"/>
-                                <w:szCs w:val="20"/>
-                              </w:rPr>
-                              <w:t xml:space="preserve"> (ВСЕГЕИ)</w:t>
-                            </w:r>
-                            <w:r>
-                              <w:rPr>
-                                <w:rFonts w:asciiTheme="minorHAnsi" w:hAnsiTheme="minorHAnsi" w:cstheme="minorHAnsi"/>
-                                <w:b/>
-                                <w:bCs/>
-                                <w:color w:val="000000" w:themeColor="text1"/>
-                                <w:sz w:val="20"/>
-                                <w:szCs w:val="20"/>
-                              </w:rPr>
-                              <w:t>, Санкт-Петербург</w:t>
-                            </w:r>
-                          </w:p>
-                          <w:p>
-                            <w:pPr>
-                              <w:pStyle w:val="15"/>
-                              <w:spacing w:line="240" w:lineRule="auto"/>
-                              <w:rPr>
-                                <w:rFonts w:asciiTheme="minorHAnsi" w:hAnsiTheme="minorHAnsi" w:cstheme="minorHAnsi"/>
-                                <w:b/>
-                                <w:bCs/>
-                                <w:color w:val="000000" w:themeColor="text1"/>
-                                <w:sz w:val="20"/>
-                                <w:szCs w:val="20"/>
-                                <w:lang w:val="en-US"/>
-                              </w:rPr>
-                            </w:pPr>
-                            <w:proofErr w:type="spellStart"/>
-                            <w:r>
-                              <w:rPr>
-                                <w:rFonts w:asciiTheme="minorHAnsi" w:hAnsiTheme="minorHAnsi" w:cstheme="minorHAnsi"/>
-                                <w:b/>
-                                <w:bCs/>
-                                <w:color w:val="000000" w:themeColor="text1"/>
-                                <w:sz w:val="20"/>
-                                <w:szCs w:val="20"/>
-                                <w:lang w:val="en-US"/>
-                              </w:rPr>
-                              <w:t>Аспирантура</w:t>
-                            </w:r>
-                            <w:proofErr w:type="spellEnd"/>
-                            <w:r>
-                              <w:rPr>
-                                <w:rFonts w:asciiTheme="minorHAnsi" w:hAnsiTheme="minorHAnsi" w:cstheme="minorHAnsi"/>
-                                <w:b/>
-                                <w:bCs/>
-                                <w:color w:val="000000" w:themeColor="text1"/>
-                                <w:sz w:val="20"/>
-                                <w:szCs w:val="20"/>
-                                <w:lang w:val="en-US"/>
-                              </w:rPr>
-                              <w:t xml:space="preserve"> </w:t>
-                            </w:r>
-                            <w:proofErr w:type="spellStart"/>
-                            <w:r>
-                              <w:rPr>
-                                <w:rFonts w:asciiTheme="minorHAnsi" w:hAnsiTheme="minorHAnsi" w:cstheme="minorHAnsi"/>
-                                <w:b/>
-                                <w:bCs/>
-                                <w:color w:val="000000" w:themeColor="text1"/>
-                                <w:sz w:val="20"/>
-                                <w:szCs w:val="20"/>
-                                <w:lang w:val="en-US"/>
-                              </w:rPr>
-                              <w:t>по</w:t>
-                            </w:r>
-                            <w:proofErr w:type="spellEnd"/>
-                            <w:r>
-                              <w:rPr>
-                                <w:rFonts w:asciiTheme="minorHAnsi" w:hAnsiTheme="minorHAnsi" w:cstheme="minorHAnsi"/>
-                                <w:b/>
-                                <w:bCs/>
-                                <w:color w:val="000000" w:themeColor="text1"/>
-                                <w:sz w:val="20"/>
-                                <w:szCs w:val="20"/>
-                                <w:lang w:val="en-US"/>
-                              </w:rPr>
-                              <w:t xml:space="preserve"> </w:t>
-                            </w:r>
-                            <w:proofErr w:type="spellStart"/>
-                            <w:r>
-                              <w:rPr>
-                                <w:rFonts w:asciiTheme="minorHAnsi" w:hAnsiTheme="minorHAnsi" w:cstheme="minorHAnsi"/>
-                                <w:b/>
-                                <w:bCs/>
-                                <w:color w:val="000000" w:themeColor="text1"/>
-                                <w:sz w:val="20"/>
-                                <w:szCs w:val="20"/>
-                                <w:lang w:val="en-US"/>
-                              </w:rPr>
-                              <w:t>специальности</w:t>
-                            </w:r>
-                            <w:proofErr w:type="spellEnd"/>
-                            <w:r>
-                              <w:rPr>
-                                <w:rFonts w:asciiTheme="minorHAnsi" w:hAnsiTheme="minorHAnsi" w:cstheme="minorHAnsi"/>
-                                <w:b/>
-                                <w:bCs/>
-                                <w:color w:val="000000" w:themeColor="text1"/>
-                                <w:sz w:val="20"/>
-                                <w:szCs w:val="20"/>
-                                <w:lang w:val="en-US"/>
-                              </w:rPr>
-                              <w:t xml:space="preserve"> «</w:t>
-                            </w:r>
-                            <w:proofErr w:type="spellStart"/>
-                            <w:r>
-                              <w:rPr>
-                                <w:rFonts w:asciiTheme="minorHAnsi" w:hAnsiTheme="minorHAnsi" w:cstheme="minorHAnsi"/>
-                                <w:b/>
-                                <w:bCs/>
-                                <w:color w:val="000000" w:themeColor="text1"/>
-                                <w:sz w:val="20"/>
-                                <w:szCs w:val="20"/>
-                                <w:lang w:val="en-US"/>
-                              </w:rPr>
-                              <w:t>Геология</w:t>
-                            </w:r>
-                            <w:proofErr w:type="spellEnd"/>
-                            <w:r>
-                              <w:rPr>
-                                <w:rFonts w:asciiTheme="minorHAnsi" w:hAnsiTheme="minorHAnsi" w:cstheme="minorHAnsi"/>
-                                <w:b/>
-                                <w:bCs/>
-                                <w:color w:val="000000" w:themeColor="text1"/>
-                                <w:sz w:val="20"/>
-                                <w:szCs w:val="20"/>
-                                <w:lang w:val="en-US"/>
-                              </w:rPr>
-                              <w:t>»</w:t>
-                            </w:r>
-                          </w:p>
-                          <w:p>
-                            <w:pPr>
-                              <w:pStyle w:val="15"/>
-                              <w:spacing w:line="240" w:lineRule="auto"/>
-                              <w:rPr>
-                                <w:rFonts w:asciiTheme="minorHAnsi" w:hAnsiTheme="minorHAnsi" w:cstheme="minorHAnsi"/>
-                                <w:color w:val="000000" w:themeColor="text1"/>
-                                <w:sz w:val="20"/>
-                                <w:szCs w:val="20"/>
-                              </w:rPr>
-                            </w:pPr>
-                            <w:r>
-                              <w:rPr>
-                                <w:rFonts w:asciiTheme="minorHAnsi" w:hAnsiTheme="minorHAnsi" w:cstheme="minorHAnsi"/>
-                                <w:color w:val="000000" w:themeColor="text1"/>
-                                <w:sz w:val="20"/>
-                                <w:szCs w:val="20"/>
-                              </w:rPr>
-                              <w:t xml:space="preserve">Специализация: Геологическая съёмка, поиски и разведка месторождений полезных ископаемых, </w:t>
-                            </w:r>
-                            <w:proofErr w:type="spellStart"/>
-                            <w:r>
-                              <w:rPr>
-                                <w:rFonts w:asciiTheme="minorHAnsi" w:hAnsiTheme="minorHAnsi" w:cstheme="minorHAnsi"/>
-                                <w:color w:val="000000" w:themeColor="text1"/>
-                                <w:sz w:val="20"/>
-                                <w:szCs w:val="20"/>
-                              </w:rPr>
-                              <w:t>минерагения</w:t>
-                            </w:r>
-                            <w:proofErr w:type="spellEnd"/>
-                            <w:r>
-                              <w:rPr>
-                                <w:rFonts w:asciiTheme="minorHAnsi" w:hAnsiTheme="minorHAnsi" w:cstheme="minorHAnsi"/>
-                                <w:color w:val="000000" w:themeColor="text1"/>
-                                <w:sz w:val="20"/>
-                                <w:szCs w:val="20"/>
-                              </w:rPr>
-                              <w:t>.</w:t>
-                            </w:r>
-                          </w:p>
-                          <w:p>
-                            <w:pPr>
-                              <w:pStyle w:val="15"/>
-                              <w:spacing w:before="120" w:line="240" w:lineRule="auto"/>
-                              <w:rPr>
-                                <w:rFonts w:asciiTheme="minorHAnsi" w:hAnsiTheme="minorHAnsi" w:cstheme="minorHAnsi"/>
-                                <w:b/>
-                                <w:bCs/>
-                                <w:color w:val="000000" w:themeColor="text1"/>
-                                <w:sz w:val="20"/>
-                                <w:szCs w:val="20"/>
-                              </w:rPr>
-                            </w:pPr>
-                            <w:r>
-                              <w:rPr>
-                                <w:rFonts w:asciiTheme="minorHAnsi" w:hAnsiTheme="minorHAnsi" w:cstheme="minorHAnsi"/>
-                                <w:b/>
-                                <w:bCs/>
-                                <w:color w:val="000000" w:themeColor="text1"/>
-                                <w:sz w:val="20"/>
-                                <w:szCs w:val="20"/>
-                              </w:rPr>
-                              <w:t xml:space="preserve">2005 – 2010, </w:t>
-                            </w:r>
-                            <w:r>
-                              <w:rPr>
-                                <w:rFonts w:asciiTheme="minorHAnsi" w:hAnsiTheme="minorHAnsi" w:cstheme="minorHAnsi"/>
-                                <w:b/>
-                                <w:bCs/>
-                                <w:color w:val="000000" w:themeColor="text1"/>
-                                <w:sz w:val="20"/>
-                                <w:szCs w:val="20"/>
-                              </w:rPr>
-                              <w:t>Санкт-Петербургский горный университет</w:t>
-                            </w:r>
-                          </w:p>
-                          <w:p>
-                            <w:pPr>
-                              <w:pStyle w:val="15"/>
-                              <w:spacing w:line="240" w:lineRule="auto"/>
-                              <w:rPr>
-                                <w:rFonts w:asciiTheme="minorHAnsi" w:hAnsiTheme="minorHAnsi" w:cstheme="minorHAnsi"/>
-                                <w:b/>
-                                <w:bCs/>
-                                <w:color w:val="000000" w:themeColor="text1"/>
-                                <w:sz w:val="20"/>
-                                <w:szCs w:val="20"/>
-                              </w:rPr>
-                            </w:pPr>
-                            <w:r>
-                              <w:rPr>
-                                <w:rFonts w:asciiTheme="minorHAnsi" w:hAnsiTheme="minorHAnsi" w:cstheme="minorHAnsi"/>
-                                <w:b/>
-                                <w:bCs/>
-                                <w:color w:val="000000" w:themeColor="text1"/>
-                                <w:sz w:val="20"/>
-                                <w:szCs w:val="20"/>
-                              </w:rPr>
-                              <w:t>Квалификация: Горный инженер</w:t>
-                            </w:r>
-                          </w:p>
-                          <w:p>
-                            <w:pPr>
-                              <w:pStyle w:val="15"/>
-                              <w:spacing w:line="240" w:lineRule="auto"/>
-                              <w:rPr>
-                                <w:rFonts w:asciiTheme="minorHAnsi" w:hAnsiTheme="minorHAnsi" w:cstheme="minorHAnsi"/>
-                                <w:color w:val="000000" w:themeColor="text1"/>
-                                <w:sz w:val="28"/>
-                              </w:rPr>
-                            </w:pPr>
-                            <w:r>
-                              <w:rPr>
-                                <w:rFonts w:asciiTheme="minorHAnsi" w:hAnsiTheme="minorHAnsi" w:cstheme="minorHAnsi"/>
-                                <w:color w:val="000000" w:themeColor="text1"/>
-                                <w:sz w:val="20"/>
-                                <w:szCs w:val="20"/>
-                              </w:rPr>
-                              <w:t>Специализация: Минералогия, петрография и прикладная геохимия.</w:t>
-                            </w:r>
-                          </w:p>
-                          <w:p>
-                            <w:pPr>
-                              <w:rPr>
-                                <w:rFonts w:asciiTheme="minorHAnsi" w:hAnsiTheme="minorHAnsi" w:cstheme="minorHAnsi"/>
-                                <w:color w:val="000000" w:themeColor="text1"/>
-                              </w:rPr>
-                            </w:pPr>
                           </w:p>
                         </w:txbxContent>
                       </wps:txbx>
@@ -4991,6 +4370,183 @@
                     <w:p>
                       <w:pPr>
                         <w:pStyle w:val="15"/>
+                        <w:spacing w:after="120" w:line="240" w:lineRule="auto" w:before="0"/>
+                        <w:rPr>
+                          <w:rFonts w:asciiTheme="minorHAnsi" w:hAnsiTheme="minorHAnsi" w:cstheme="minorHAnsi"/>
+                          <w:b/>
+                          <w:bCs/>
+                          <w:color w:val="000000" w:themeColor="text1"/>
+                          <w:sz w:val="28"/>
+                        </w:rPr>
+                      </w:pPr>
+                      <w:r>
+                        <w:rPr>
+                          <w:rFonts w:asciiTheme="minorHAnsi" w:hAnsiTheme="minorHAnsi" w:cstheme="minorHAnsi"/>
+                          <w:color w:val="000000" w:themeColor="text1"/>
+                          <w:sz w:val="28"/>
+                          <w:b/>
+                        </w:rPr>
+                        <w:t xml:space="preserve">ПРИЛОЖЕНИЯ ROCKSURV</w:t>
+                      </w:r>
+                    </w:p>
+                    <w:p>
+                      <w:pPr>
+                        <w:pStyle w:val="15"/>
+                        <w:spacing w:before="0" w:line="240" w:lineRule="auto" w:after="100"/>
+                        <w:rPr>
+                          <w:rFonts w:asciiTheme="minorHAnsi" w:hAnsiTheme="minorHAnsi" w:cstheme="minorHAnsi"/>
+                          <w:b/>
+                          <w:bCs/>
+                          <w:color w:val="000000" w:themeColor="text1"/>
+                          <w:sz w:val="20"/>
+                          <w:szCs w:val="20"/>
+                        </w:rPr>
+                      </w:pPr>
+                      <w:r>
+                        <w:rPr>
+                          <w:rFonts w:asciiTheme="minorHAnsi" w:hAnsiTheme="minorHAnsi" w:cstheme="minorHAnsi"/>
+                          <w:color w:val="000000" w:themeColor="text1"/>
+                          <w:sz w:val="20"/>
+                          <w:szCs w:val="20"/>
+                          <w:b/>
+                        </w:rPr>
+                        <w:t xml:space="preserve">Rocksurv Field</w:t>
+                      </w:r>
+                      <w:r>
+                        <w:rPr>
+                          <w:rFonts w:asciiTheme="minorHAnsi" w:hAnsiTheme="minorHAnsi" w:cstheme="minorHAnsi"/>
+                          <w:color w:val="000000" w:themeColor="text1"/>
+                          <w:sz w:val="20"/>
+                          <w:szCs w:val="20"/>
+                        </w:rPr>
+                        <w:t xml:space="preserve">: полевые наблюдения, пробы и офлайн-карты.</w:t>
+                      </w:r>
+                    </w:p>
+                    <w:p>
+                      <w:pPr>
+                        <w:pStyle w:val="15"/>
+                        <w:spacing w:before="0" w:line="240" w:lineRule="auto" w:after="100"/>
+                        <w:rPr>
+                          <w:rFonts w:asciiTheme="minorHAnsi" w:hAnsiTheme="minorHAnsi" w:cstheme="minorHAnsi"/>
+                          <w:b/>
+                          <w:bCs/>
+                          <w:color w:val="000000" w:themeColor="text1"/>
+                          <w:sz w:val="20"/>
+                          <w:szCs w:val="20"/>
+                        </w:rPr>
+                      </w:pPr>
+                      <w:r>
+                        <w:rPr>
+                          <w:rFonts w:asciiTheme="minorHAnsi" w:hAnsiTheme="minorHAnsi" w:cstheme="minorHAnsi"/>
+                          <w:color w:val="000000" w:themeColor="text1"/>
+                          <w:sz w:val="20"/>
+                          <w:szCs w:val="20"/>
+                          <w:b/>
+                        </w:rPr>
+                        <w:t xml:space="preserve">Rocksurv Classifier</w:t>
+                      </w:r>
+                      <w:r>
+                        <w:rPr>
+                          <w:rFonts w:asciiTheme="minorHAnsi" w:hAnsiTheme="minorHAnsi" w:cstheme="minorHAnsi"/>
+                          <w:color w:val="000000" w:themeColor="text1"/>
+                          <w:sz w:val="20"/>
+                          <w:szCs w:val="20"/>
+                        </w:rPr>
+                        <w:t xml:space="preserve">: классификация пород и проверка структурных замеров.</w:t>
+                      </w:r>
+                    </w:p>
+                    <w:p>
+                      <w:pPr>
+                        <w:pStyle w:val="15"/>
+                        <w:spacing w:before="0" w:line="240" w:lineRule="auto" w:after="100"/>
+                        <w:rPr>
+                          <w:rFonts w:asciiTheme="minorHAnsi" w:hAnsiTheme="minorHAnsi" w:cstheme="minorHAnsi"/>
+                          <w:b/>
+                          <w:bCs/>
+                          <w:color w:val="000000" w:themeColor="text1"/>
+                          <w:sz w:val="20"/>
+                          <w:szCs w:val="20"/>
+                        </w:rPr>
+                      </w:pPr>
+                      <w:r>
+                        <w:rPr>
+                          <w:rFonts w:asciiTheme="minorHAnsi" w:hAnsiTheme="minorHAnsi" w:cstheme="minorHAnsi"/>
+                          <w:color w:val="000000" w:themeColor="text1"/>
+                          <w:sz w:val="20"/>
+                          <w:szCs w:val="20"/>
+                          <w:b/>
+                        </w:rPr>
+                        <w:t xml:space="preserve">Rocksurv Core</w:t>
+                      </w:r>
+                      <w:r>
+                        <w:rPr>
+                          <w:rFonts w:asciiTheme="minorHAnsi" w:hAnsiTheme="minorHAnsi" w:cstheme="minorHAnsi"/>
+                          <w:color w:val="000000" w:themeColor="text1"/>
+                          <w:sz w:val="20"/>
+                          <w:szCs w:val="20"/>
+                        </w:rPr>
+                        <w:t xml:space="preserve">: цифровая документация керна и горных выработок.</w:t>
+                      </w:r>
+                    </w:p>
+                    <w:p>
+                      <w:pPr>
+                        <w:pStyle w:val="15"/>
+                        <w:spacing w:before="0" w:line="240" w:lineRule="auto" w:after="100"/>
+                        <w:rPr>
+                          <w:rFonts w:asciiTheme="minorHAnsi" w:hAnsiTheme="minorHAnsi" w:cstheme="minorHAnsi"/>
+                          <w:b/>
+                          <w:bCs/>
+                          <w:color w:val="000000" w:themeColor="text1"/>
+                          <w:sz w:val="20"/>
+                          <w:szCs w:val="20"/>
+                        </w:rPr>
+                      </w:pPr>
+                      <w:r>
+                        <w:rPr>
+                          <w:rFonts w:asciiTheme="minorHAnsi" w:hAnsiTheme="minorHAnsi" w:cstheme="minorHAnsi"/>
+                          <w:color w:val="000000" w:themeColor="text1"/>
+                          <w:sz w:val="20"/>
+                          <w:szCs w:val="20"/>
+                          <w:b/>
+                        </w:rPr>
+                        <w:t xml:space="preserve">RockSurv Petrography</w:t>
+                      </w:r>
+                      <w:r>
+                        <w:rPr>
+                          <w:rFonts w:asciiTheme="minorHAnsi" w:hAnsiTheme="minorHAnsi" w:cstheme="minorHAnsi"/>
+                          <w:color w:val="000000" w:themeColor="text1"/>
+                          <w:sz w:val="20"/>
+                          <w:szCs w:val="20"/>
+                        </w:rPr>
+                        <w:t xml:space="preserve">: определение минералов под микроскопом и атлас шлифов.</w:t>
+                      </w:r>
+                    </w:p>
+                    <w:p>
+                      <w:pPr>
+                        <w:pStyle w:val="15"/>
+                        <w:spacing w:before="0" w:line="240" w:lineRule="auto" w:after="100"/>
+                        <w:rPr>
+                          <w:rFonts w:asciiTheme="minorHAnsi" w:hAnsiTheme="minorHAnsi" w:cstheme="minorHAnsi"/>
+                          <w:b/>
+                          <w:bCs/>
+                          <w:color w:val="000000" w:themeColor="text1"/>
+                          <w:sz w:val="20"/>
+                          <w:szCs w:val="20"/>
+                        </w:rPr>
+                      </w:pPr>
+                      <w:r>
+                        <w:rPr>
+                          <w:rFonts w:asciiTheme="minorHAnsi" w:hAnsiTheme="minorHAnsi" w:cstheme="minorHAnsi"/>
+                          <w:color w:val="000000" w:themeColor="text1"/>
+                          <w:sz w:val="20"/>
+                          <w:szCs w:val="20"/>
+                        </w:rPr>
+                        <w:t xml:space="preserve">Разрабатываю прототипы. Сценарии работы и демонстрации доступны на сайте.</w:t>
+                      </w:r>
+                    </w:p>
+                    <w:p>
+                      <w:pPr>
+                        <w:pStyle w:val="15"/>
                         <w:spacing w:after="240" w:line="240" w:lineRule="auto"/>
                         <w:rPr>
                           <w:rFonts w:asciiTheme="minorHAnsi" w:hAnsiTheme="minorHAnsi" w:cstheme="minorHAnsi"/>
@@ -5661,537 +5217,6 @@
                         </w:rPr>
                         <w:t>).</w:t>
                       </w:r>
-                    </w:p>
-                    <w:p>
-                      <w:pPr>
-                        <w:pStyle w:val="15"/>
-                        <w:spacing w:before="240" w:after="240" w:line="240" w:lineRule="auto"/>
-                        <w:rPr>
-                          <w:rFonts w:asciiTheme="minorHAnsi" w:hAnsiTheme="minorHAnsi" w:cstheme="minorHAnsi"/>
-                          <w:b/>
-                          <w:bCs/>
-                          <w:color w:val="000000" w:themeColor="text1"/>
-                          <w:sz w:val="28"/>
-                        </w:rPr>
-                      </w:pPr>
-                      <w:r>
-                        <w:rPr>
-                          <w:rFonts w:asciiTheme="minorHAnsi" w:hAnsiTheme="minorHAnsi" w:cstheme="minorHAnsi"/>
-                          <w:b/>
-                          <w:bCs/>
-                          <w:color w:val="000000" w:themeColor="text1"/>
-                          <w:sz w:val="28"/>
-                        </w:rPr>
-                        <w:t>Образование</w:t>
-                      </w:r>
-                    </w:p>
-                    <w:p>
-                      <w:pPr>
-                        <w:pStyle w:val="15"/>
-                        <w:spacing w:line="240" w:lineRule="auto"/>
-                        <w:rPr>
-                          <w:rFonts w:asciiTheme="minorHAnsi" w:hAnsiTheme="minorHAnsi" w:cstheme="minorHAnsi"/>
-                          <w:b/>
-                          <w:bCs/>
-                          <w:color w:val="000000" w:themeColor="text1"/>
-                          <w:sz w:val="20"/>
-                          <w:szCs w:val="20"/>
-                        </w:rPr>
-                      </w:pPr>
-                      <w:r>
-                        <w:rPr>
-                          <w:rFonts w:asciiTheme="minorHAnsi" w:hAnsiTheme="minorHAnsi" w:cstheme="minorHAnsi"/>
-                          <w:b/>
-                          <w:bCs/>
-                          <w:color w:val="000000" w:themeColor="text1"/>
-                          <w:sz w:val="20"/>
-                          <w:szCs w:val="20"/>
-                        </w:rPr>
-                        <w:t>2023</w:t>
-                      </w:r>
-                      <w:r>
-                        <w:rPr>
-                          <w:rFonts w:asciiTheme="minorHAnsi" w:hAnsiTheme="minorHAnsi" w:cstheme="minorHAnsi"/>
-                          <w:b/>
-                          <w:bCs/>
-                          <w:color w:val="000000" w:themeColor="text1"/>
-                          <w:sz w:val="20"/>
-                          <w:szCs w:val="20"/>
-                        </w:rPr>
-                        <w:t xml:space="preserve"> | Яндекс Практикум</w:t>
-                      </w:r>
-                    </w:p>
-                    <w:p>
-                      <w:pPr>
-                        <w:pStyle w:val="15"/>
-                        <w:spacing w:line="240" w:lineRule="auto"/>
-                        <w:rPr>
-                          <w:rFonts w:asciiTheme="minorHAnsi" w:hAnsiTheme="minorHAnsi" w:cstheme="minorHAnsi"/>
-                          <w:b/>
-                          <w:bCs/>
-                          <w:color w:val="000000" w:themeColor="text1"/>
-                          <w:sz w:val="20"/>
-                          <w:szCs w:val="20"/>
-                        </w:rPr>
-                      </w:pPr>
-                      <w:r>
-                        <w:rPr>
-                          <w:rFonts w:asciiTheme="minorHAnsi" w:hAnsiTheme="minorHAnsi" w:cstheme="minorHAnsi"/>
-                          <w:b/>
-                          <w:bCs/>
-                          <w:color w:val="000000" w:themeColor="text1"/>
-                          <w:sz w:val="20"/>
-                          <w:szCs w:val="20"/>
-                        </w:rPr>
-                        <w:t>Сертифик</w:t>
-                      </w:r>
-                      <w:r>
-                        <w:rPr>
-                          <w:rFonts w:asciiTheme="minorHAnsi" w:hAnsiTheme="minorHAnsi" w:cstheme="minorHAnsi"/>
-                          <w:b/>
-                          <w:bCs/>
-                          <w:color w:val="000000" w:themeColor="text1"/>
-                          <w:sz w:val="20"/>
-                          <w:szCs w:val="20"/>
-                        </w:rPr>
-                        <w:t>ат</w:t>
-                      </w:r>
-                      <w:r>
-                        <w:rPr>
-                          <w:rFonts w:asciiTheme="minorHAnsi" w:hAnsiTheme="minorHAnsi" w:cstheme="minorHAnsi"/>
-                          <w:b/>
-                          <w:bCs/>
-                          <w:color w:val="000000" w:themeColor="text1"/>
-                          <w:sz w:val="20"/>
-                          <w:szCs w:val="20"/>
-                        </w:rPr>
-                        <w:t xml:space="preserve"> «Инженер по тестированию (</w:t>
-                      </w:r>
-                      <w:r>
-                        <w:rPr>
-                          <w:rFonts w:asciiTheme="minorHAnsi" w:hAnsiTheme="minorHAnsi" w:cstheme="minorHAnsi"/>
-                          <w:b/>
-                          <w:bCs/>
-                          <w:color w:val="000000" w:themeColor="text1"/>
-                          <w:sz w:val="20"/>
-                          <w:szCs w:val="20"/>
-                          <w:lang w:val="en-US"/>
-                        </w:rPr>
-                        <w:t>QA</w:t>
-                      </w:r>
-                      <w:r>
-                        <w:rPr>
-                          <w:rFonts w:asciiTheme="minorHAnsi" w:hAnsiTheme="minorHAnsi" w:cstheme="minorHAnsi"/>
-                          <w:b/>
-                          <w:bCs/>
-                          <w:color w:val="000000" w:themeColor="text1"/>
-                          <w:sz w:val="20"/>
-                          <w:szCs w:val="20"/>
-                        </w:rPr>
-                        <w:t>/</w:t>
-                      </w:r>
-                      <w:r>
-                        <w:rPr>
-                          <w:rFonts w:asciiTheme="minorHAnsi" w:hAnsiTheme="minorHAnsi" w:cstheme="minorHAnsi"/>
-                          <w:b/>
-                          <w:bCs/>
-                          <w:color w:val="000000" w:themeColor="text1"/>
-                          <w:sz w:val="20"/>
-                          <w:szCs w:val="20"/>
-                          <w:lang w:val="en-US"/>
-                        </w:rPr>
-                        <w:t>QC</w:t>
-                      </w:r>
-                      <w:r>
-                        <w:rPr>
-                          <w:rFonts w:asciiTheme="minorHAnsi" w:hAnsiTheme="minorHAnsi" w:cstheme="minorHAnsi"/>
-                          <w:b/>
-                          <w:bCs/>
-                          <w:color w:val="000000" w:themeColor="text1"/>
-                          <w:sz w:val="20"/>
-                          <w:szCs w:val="20"/>
-                        </w:rPr>
-                        <w:t>)»</w:t>
-                      </w:r>
-                    </w:p>
-                    <w:p>
-                      <w:pPr>
-                        <w:pStyle w:val="15"/>
-                        <w:spacing w:line="240" w:lineRule="auto"/>
-                        <w:rPr>
-                          <w:rFonts w:asciiTheme="minorHAnsi" w:hAnsiTheme="minorHAnsi" w:cstheme="minorHAnsi"/>
-                          <w:b/>
-                          <w:bCs/>
-                          <w:color w:val="000000" w:themeColor="text1"/>
-                          <w:sz w:val="20"/>
-                          <w:szCs w:val="20"/>
-                        </w:rPr>
-                      </w:pPr>
-                      <w:r>
-                        <w:rPr>
-                          <w:rFonts w:asciiTheme="minorHAnsi" w:hAnsiTheme="minorHAnsi" w:cstheme="minorHAnsi"/>
-                          <w:color w:val="000000" w:themeColor="text1"/>
-                          <w:sz w:val="20"/>
-                          <w:szCs w:val="20"/>
-                        </w:rPr>
-                        <w:t xml:space="preserve">Специализация: тестирование веб- и мобильных приложений, тестирование </w:t>
-                      </w:r>
-                      <w:r>
-                        <w:rPr>
-                          <w:rFonts w:asciiTheme="minorHAnsi" w:hAnsiTheme="minorHAnsi" w:cstheme="minorHAnsi"/>
-                          <w:color w:val="000000" w:themeColor="text1"/>
-                          <w:sz w:val="20"/>
-                          <w:szCs w:val="20"/>
-                          <w:lang w:val="en-US"/>
-                        </w:rPr>
-                        <w:t>API</w:t>
-                      </w:r>
-                      <w:r>
-                        <w:rPr>
-                          <w:rFonts w:asciiTheme="minorHAnsi" w:hAnsiTheme="minorHAnsi" w:cstheme="minorHAnsi"/>
-                          <w:color w:val="000000" w:themeColor="text1"/>
-                          <w:sz w:val="20"/>
-                          <w:szCs w:val="20"/>
-                        </w:rPr>
-                        <w:t xml:space="preserve">, </w:t>
-                      </w:r>
-                      <w:r>
-                        <w:rPr>
-                          <w:rFonts w:asciiTheme="minorHAnsi" w:hAnsiTheme="minorHAnsi" w:cstheme="minorHAnsi"/>
-                          <w:color w:val="000000" w:themeColor="text1"/>
-                          <w:sz w:val="20"/>
-                          <w:szCs w:val="20"/>
-                          <w:lang w:val="en-US"/>
-                        </w:rPr>
-                        <w:t>SQL</w:t>
-                      </w:r>
-                      <w:r>
-                        <w:rPr>
-                          <w:rFonts w:asciiTheme="minorHAnsi" w:hAnsiTheme="minorHAnsi" w:cstheme="minorHAnsi"/>
-                          <w:color w:val="000000" w:themeColor="text1"/>
-                          <w:sz w:val="20"/>
-                          <w:szCs w:val="20"/>
-                        </w:rPr>
-                        <w:t>, основы автоматизации тестирования.</w:t>
-                      </w:r>
-                    </w:p>
-                    <w:p>
-                      <w:pPr>
-                        <w:pStyle w:val="15"/>
-                        <w:spacing w:before="120" w:line="240" w:lineRule="auto"/>
-                        <w:rPr>
-                          <w:rFonts w:asciiTheme="minorHAnsi" w:hAnsiTheme="minorHAnsi" w:cstheme="minorHAnsi"/>
-                          <w:b/>
-                          <w:bCs/>
-                          <w:color w:val="000000" w:themeColor="text1"/>
-                          <w:sz w:val="20"/>
-                          <w:szCs w:val="20"/>
-                        </w:rPr>
-                      </w:pPr>
-                      <w:r>
-                        <w:rPr>
-                          <w:rFonts w:asciiTheme="minorHAnsi" w:hAnsiTheme="minorHAnsi" w:cstheme="minorHAnsi"/>
-                          <w:b/>
-                          <w:bCs/>
-                          <w:color w:val="000000" w:themeColor="text1"/>
-                          <w:sz w:val="20"/>
-                          <w:szCs w:val="20"/>
-                        </w:rPr>
-                        <w:t xml:space="preserve">2010-2014, </w:t>
-                      </w:r>
-                      <w:r>
-                        <w:rPr>
-                          <w:rFonts w:asciiTheme="minorHAnsi" w:hAnsiTheme="minorHAnsi" w:cstheme="minorHAnsi"/>
-                          <w:b/>
-                          <w:bCs/>
-                          <w:color w:val="000000" w:themeColor="text1"/>
-                          <w:sz w:val="20"/>
-                          <w:szCs w:val="20"/>
-                        </w:rPr>
-                        <w:t>Институт</w:t>
-                      </w:r>
-                      <w:r>
-                        <w:rPr>
-                          <w:rFonts w:asciiTheme="minorHAnsi" w:hAnsiTheme="minorHAnsi" w:cstheme="minorHAnsi"/>
-                          <w:b/>
-                          <w:bCs/>
-                          <w:color w:val="000000" w:themeColor="text1"/>
-                          <w:sz w:val="20"/>
-                          <w:szCs w:val="20"/>
-                        </w:rPr>
-                        <w:t xml:space="preserve"> Карпинского</w:t>
-                      </w:r>
-                      <w:r>
-                        <w:rPr>
-                          <w:rFonts w:asciiTheme="minorHAnsi" w:hAnsiTheme="minorHAnsi" w:cstheme="minorHAnsi"/>
-                          <w:b/>
-                          <w:bCs/>
-                          <w:color w:val="000000" w:themeColor="text1"/>
-                          <w:sz w:val="20"/>
-                          <w:szCs w:val="20"/>
-                        </w:rPr>
-                        <w:t xml:space="preserve"> (ВСЕГЕИ)</w:t>
-                      </w:r>
-                      <w:r>
-                        <w:rPr>
-                          <w:rFonts w:asciiTheme="minorHAnsi" w:hAnsiTheme="minorHAnsi" w:cstheme="minorHAnsi"/>
-                          <w:b/>
-                          <w:bCs/>
-                          <w:color w:val="000000" w:themeColor="text1"/>
-                          <w:sz w:val="20"/>
-                          <w:szCs w:val="20"/>
-                        </w:rPr>
-                        <w:t>, Санкт-Петербург</w:t>
-                      </w:r>
-                    </w:p>
-                    <w:p>
-                      <w:pPr>
-                        <w:pStyle w:val="15"/>
-                        <w:spacing w:line="240" w:lineRule="auto"/>
-                        <w:rPr>
-                          <w:rFonts w:asciiTheme="minorHAnsi" w:hAnsiTheme="minorHAnsi" w:cstheme="minorHAnsi"/>
-                          <w:b/>
-                          <w:bCs/>
-                          <w:color w:val="000000" w:themeColor="text1"/>
-                          <w:sz w:val="20"/>
-                          <w:szCs w:val="20"/>
-                          <w:lang w:val="en-US"/>
-                        </w:rPr>
-                      </w:pPr>
-                      <w:proofErr w:type="spellStart"/>
-                      <w:r>
-                        <w:rPr>
-                          <w:rFonts w:asciiTheme="minorHAnsi" w:hAnsiTheme="minorHAnsi" w:cstheme="minorHAnsi"/>
-                          <w:b/>
-                          <w:bCs/>
-                          <w:color w:val="000000" w:themeColor="text1"/>
-                          <w:sz w:val="20"/>
-                          <w:szCs w:val="20"/>
-                          <w:lang w:val="en-US"/>
-                        </w:rPr>
-                        <w:t>Аспирантура</w:t>
-                      </w:r>
-                      <w:proofErr w:type="spellEnd"/>
-                      <w:r>
-                        <w:rPr>
-                          <w:rFonts w:asciiTheme="minorHAnsi" w:hAnsiTheme="minorHAnsi" w:cstheme="minorHAnsi"/>
-                          <w:b/>
-                          <w:bCs/>
-                          <w:color w:val="000000" w:themeColor="text1"/>
-                          <w:sz w:val="20"/>
-                          <w:szCs w:val="20"/>
-                          <w:lang w:val="en-US"/>
-                        </w:rPr>
-                        <w:t xml:space="preserve"> </w:t>
-                      </w:r>
-                      <w:proofErr w:type="spellStart"/>
-                      <w:r>
-                        <w:rPr>
-                          <w:rFonts w:asciiTheme="minorHAnsi" w:hAnsiTheme="minorHAnsi" w:cstheme="minorHAnsi"/>
-                          <w:b/>
-                          <w:bCs/>
-                          <w:color w:val="000000" w:themeColor="text1"/>
-                          <w:sz w:val="20"/>
-                          <w:szCs w:val="20"/>
-                          <w:lang w:val="en-US"/>
-                        </w:rPr>
-                        <w:t>по</w:t>
-                      </w:r>
-                      <w:proofErr w:type="spellEnd"/>
-                      <w:r>
-                        <w:rPr>
-                          <w:rFonts w:asciiTheme="minorHAnsi" w:hAnsiTheme="minorHAnsi" w:cstheme="minorHAnsi"/>
-                          <w:b/>
-                          <w:bCs/>
-                          <w:color w:val="000000" w:themeColor="text1"/>
-                          <w:sz w:val="20"/>
-                          <w:szCs w:val="20"/>
-                          <w:lang w:val="en-US"/>
-                        </w:rPr>
-                        <w:t xml:space="preserve"> </w:t>
-                      </w:r>
-                      <w:proofErr w:type="spellStart"/>
-                      <w:r>
-                        <w:rPr>
-                          <w:rFonts w:asciiTheme="minorHAnsi" w:hAnsiTheme="minorHAnsi" w:cstheme="minorHAnsi"/>
-                          <w:b/>
-                          <w:bCs/>
-                          <w:color w:val="000000" w:themeColor="text1"/>
-                          <w:sz w:val="20"/>
-                          <w:szCs w:val="20"/>
-                          <w:lang w:val="en-US"/>
-                        </w:rPr>
-                        <w:t>специальности</w:t>
-                      </w:r>
-                      <w:proofErr w:type="spellEnd"/>
-                      <w:r>
-                        <w:rPr>
-                          <w:rFonts w:asciiTheme="minorHAnsi" w:hAnsiTheme="minorHAnsi" w:cstheme="minorHAnsi"/>
-                          <w:b/>
-                          <w:bCs/>
-                          <w:color w:val="000000" w:themeColor="text1"/>
-                          <w:sz w:val="20"/>
-                          <w:szCs w:val="20"/>
-                          <w:lang w:val="en-US"/>
-                        </w:rPr>
-                        <w:t xml:space="preserve"> «</w:t>
-                      </w:r>
-                      <w:proofErr w:type="spellStart"/>
-                      <w:r>
-                        <w:rPr>
-                          <w:rFonts w:asciiTheme="minorHAnsi" w:hAnsiTheme="minorHAnsi" w:cstheme="minorHAnsi"/>
-                          <w:b/>
-                          <w:bCs/>
-                          <w:color w:val="000000" w:themeColor="text1"/>
-                          <w:sz w:val="20"/>
-                          <w:szCs w:val="20"/>
-                          <w:lang w:val="en-US"/>
-                        </w:rPr>
-                        <w:t>Геология</w:t>
-                      </w:r>
-                      <w:proofErr w:type="spellEnd"/>
-                      <w:r>
-                        <w:rPr>
-                          <w:rFonts w:asciiTheme="minorHAnsi" w:hAnsiTheme="minorHAnsi" w:cstheme="minorHAnsi"/>
-                          <w:b/>
-                          <w:bCs/>
-                          <w:color w:val="000000" w:themeColor="text1"/>
-                          <w:sz w:val="20"/>
-                          <w:szCs w:val="20"/>
-                          <w:lang w:val="en-US"/>
-                        </w:rPr>
-                        <w:t>»</w:t>
-                      </w:r>
-                    </w:p>
-                    <w:p>
-                      <w:pPr>
-                        <w:pStyle w:val="15"/>
-                        <w:spacing w:line="240" w:lineRule="auto"/>
-                        <w:rPr>
-                          <w:rFonts w:asciiTheme="minorHAnsi" w:hAnsiTheme="minorHAnsi" w:cstheme="minorHAnsi"/>
-                          <w:color w:val="000000" w:themeColor="text1"/>
-                          <w:sz w:val="20"/>
-                          <w:szCs w:val="20"/>
-                        </w:rPr>
-                      </w:pPr>
-                      <w:r>
-                        <w:rPr>
-                          <w:rFonts w:asciiTheme="minorHAnsi" w:hAnsiTheme="minorHAnsi" w:cstheme="minorHAnsi"/>
-                          <w:color w:val="000000" w:themeColor="text1"/>
-                          <w:sz w:val="20"/>
-                          <w:szCs w:val="20"/>
-                        </w:rPr>
-                        <w:t xml:space="preserve">Специализация: Геологическая съёмка, поиски и разведка месторождений полезных ископаемых, </w:t>
-                      </w:r>
-                      <w:proofErr w:type="spellStart"/>
-                      <w:r>
-                        <w:rPr>
-                          <w:rFonts w:asciiTheme="minorHAnsi" w:hAnsiTheme="minorHAnsi" w:cstheme="minorHAnsi"/>
-                          <w:color w:val="000000" w:themeColor="text1"/>
-                          <w:sz w:val="20"/>
-                          <w:szCs w:val="20"/>
-                        </w:rPr>
-                        <w:t>минерагения</w:t>
-                      </w:r>
-                      <w:proofErr w:type="spellEnd"/>
-                      <w:r>
-                        <w:rPr>
-                          <w:rFonts w:asciiTheme="minorHAnsi" w:hAnsiTheme="minorHAnsi" w:cstheme="minorHAnsi"/>
-                          <w:color w:val="000000" w:themeColor="text1"/>
-                          <w:sz w:val="20"/>
-                          <w:szCs w:val="20"/>
-                        </w:rPr>
-                        <w:t>.</w:t>
-                      </w:r>
-                    </w:p>
-                    <w:p>
-                      <w:pPr>
-                        <w:pStyle w:val="15"/>
-                        <w:spacing w:before="120" w:line="240" w:lineRule="auto"/>
-                        <w:rPr>
-                          <w:rFonts w:asciiTheme="minorHAnsi" w:hAnsiTheme="minorHAnsi" w:cstheme="minorHAnsi"/>
-                          <w:b/>
-                          <w:bCs/>
-                          <w:color w:val="000000" w:themeColor="text1"/>
-                          <w:sz w:val="20"/>
-                          <w:szCs w:val="20"/>
-                        </w:rPr>
-                      </w:pPr>
-                      <w:r>
-                        <w:rPr>
-                          <w:rFonts w:asciiTheme="minorHAnsi" w:hAnsiTheme="minorHAnsi" w:cstheme="minorHAnsi"/>
-                          <w:b/>
-                          <w:bCs/>
-                          <w:color w:val="000000" w:themeColor="text1"/>
-                          <w:sz w:val="20"/>
-                          <w:szCs w:val="20"/>
-                        </w:rPr>
-                        <w:t xml:space="preserve">2005 – 2010, </w:t>
-                      </w:r>
-                      <w:r>
-                        <w:rPr>
-                          <w:rFonts w:asciiTheme="minorHAnsi" w:hAnsiTheme="minorHAnsi" w:cstheme="minorHAnsi"/>
-                          <w:b/>
-                          <w:bCs/>
-                          <w:color w:val="000000" w:themeColor="text1"/>
-                          <w:sz w:val="20"/>
-                          <w:szCs w:val="20"/>
-                        </w:rPr>
-                        <w:t>Санкт-Петербургский горный университет</w:t>
-                      </w:r>
-                    </w:p>
-                    <w:p>
-                      <w:pPr>
-                        <w:pStyle w:val="15"/>
-                        <w:spacing w:line="240" w:lineRule="auto"/>
-                        <w:rPr>
-                          <w:rFonts w:asciiTheme="minorHAnsi" w:hAnsiTheme="minorHAnsi" w:cstheme="minorHAnsi"/>
-                          <w:b/>
-                          <w:bCs/>
-                          <w:color w:val="000000" w:themeColor="text1"/>
-                          <w:sz w:val="20"/>
-                          <w:szCs w:val="20"/>
-                        </w:rPr>
-                      </w:pPr>
-                      <w:r>
-                        <w:rPr>
-                          <w:rFonts w:asciiTheme="minorHAnsi" w:hAnsiTheme="minorHAnsi" w:cstheme="minorHAnsi"/>
-                          <w:b/>
-                          <w:bCs/>
-                          <w:color w:val="000000" w:themeColor="text1"/>
-                          <w:sz w:val="20"/>
-                          <w:szCs w:val="20"/>
-                        </w:rPr>
-                        <w:t>Квалификация: Горный инженер</w:t>
-                      </w:r>
-                    </w:p>
-                    <w:p>
-                      <w:pPr>
-                        <w:pStyle w:val="15"/>
-                        <w:spacing w:line="240" w:lineRule="auto"/>
-                        <w:rPr>
-                          <w:rFonts w:asciiTheme="minorHAnsi" w:hAnsiTheme="minorHAnsi" w:cstheme="minorHAnsi"/>
-                          <w:color w:val="000000" w:themeColor="text1"/>
-                          <w:sz w:val="28"/>
-                        </w:rPr>
-                      </w:pPr>
-                      <w:r>
-                        <w:rPr>
-                          <w:rFonts w:asciiTheme="minorHAnsi" w:hAnsiTheme="minorHAnsi" w:cstheme="minorHAnsi"/>
-                          <w:color w:val="000000" w:themeColor="text1"/>
-                          <w:sz w:val="20"/>
-                          <w:szCs w:val="20"/>
-                        </w:rPr>
-                        <w:t>Специализация: Минералогия, петрография и прикладная геохимия.</w:t>
-                      </w:r>
-                    </w:p>
-                    <w:p>
-                      <w:pPr>
-                        <w:rPr>
-                          <w:rFonts w:asciiTheme="minorHAnsi" w:hAnsiTheme="minorHAnsi" w:cstheme="minorHAnsi"/>
-                          <w:color w:val="000000" w:themeColor="text1"/>
-                        </w:rPr>
-                      </w:pPr>
                     </w:p>
                   </w:txbxContent>
                 </v:textbox>
@@ -6587,14 +5612,13 @@
                             <w:r>
                               <w:rPr>
                                 <w:rFonts w:asciiTheme="minorHAnsi" w:hAnsiTheme="minorHAnsi" w:cstheme="minorHAnsi"/>
-                                <w:b/>
-                                <w:bCs/>
                                 <w:color w:val="262626" w:themeColor="text1" w:themeTint="D9"/>
                                 <w:sz w:val="28"/>
                                 <w:szCs w:val="28"/>
                                 <w:lang w:val="en-US"/>
-                              </w:rPr>
-                              <w:t>Field work experience</w:t>
+                                <w:b/>
+                              </w:rPr>
+                              <w:t xml:space="preserve">Опыт полевых работ</w:t>
                             </w:r>
                           </w:p>
                           <w:p>
@@ -8171,14 +7195,13 @@
                       <w:r>
                         <w:rPr>
                           <w:rFonts w:asciiTheme="minorHAnsi" w:hAnsiTheme="minorHAnsi" w:cstheme="minorHAnsi"/>
-                          <w:b/>
-                          <w:bCs/>
                           <w:color w:val="262626" w:themeColor="text1" w:themeTint="D9"/>
                           <w:sz w:val="28"/>
                           <w:szCs w:val="28"/>
                           <w:lang w:val="en-US"/>
-                        </w:rPr>
-                        <w:t>Field work experience</w:t>
+                          <w:b/>
+                        </w:rPr>
+                        <w:t xml:space="preserve">Опыт полевых работ</w:t>
                       </w:r>
                     </w:p>
                     <w:p>
@@ -10117,19 +9140,525 @@
                           <w:p>
                             <w:pPr>
                               <w:pStyle w:val="15"/>
-                              <w:spacing w:line="240" w:lineRule="auto"/>
-                              <w:rPr>
-                                <w:rFonts w:ascii="Verdana" w:hAnsi="Verdana"/>
+                              <w:spacing w:before="240" w:after="240" w:line="240" w:lineRule="auto"/>
+                              <w:rPr>
+                                <w:rFonts w:asciiTheme="minorHAnsi" w:hAnsiTheme="minorHAnsi" w:cstheme="minorHAnsi"/>
+                                <w:b/>
+                                <w:bCs/>
+                                <w:color w:val="000000" w:themeColor="text1"/>
                                 <w:sz w:val="28"/>
                               </w:rPr>
                             </w:pPr>
+                            <w:r>
+                              <w:rPr>
+                                <w:rFonts w:asciiTheme="minorHAnsi" w:hAnsiTheme="minorHAnsi" w:cstheme="minorHAnsi"/>
+                                <w:b/>
+                                <w:bCs/>
+                                <w:color w:val="000000" w:themeColor="text1"/>
+                                <w:sz w:val="28"/>
+                              </w:rPr>
+                              <w:t>Образование</w:t>
+                            </w:r>
                           </w:p>
                           <w:p>
                             <w:pPr>
-                              <w:rPr>
-                                <w:rFonts w:ascii="Verdana" w:hAnsi="Verdana"/>
+                              <w:pStyle w:val="15"/>
+                              <w:spacing w:line="240" w:lineRule="auto"/>
+                              <w:rPr>
+                                <w:rFonts w:asciiTheme="minorHAnsi" w:hAnsiTheme="minorHAnsi" w:cstheme="minorHAnsi"/>
+                                <w:b/>
+                                <w:bCs/>
+                                <w:color w:val="000000" w:themeColor="text1"/>
+                                <w:sz w:val="20"/>
+                                <w:szCs w:val="20"/>
                               </w:rPr>
                             </w:pPr>
+                            <w:r>
+                              <w:rPr>
+                                <w:rFonts w:asciiTheme="minorHAnsi" w:hAnsiTheme="minorHAnsi" w:cstheme="minorHAnsi"/>
+                                <w:b/>
+                                <w:bCs/>
+                                <w:color w:val="000000" w:themeColor="text1"/>
+                                <w:sz w:val="20"/>
+                                <w:szCs w:val="20"/>
+                              </w:rPr>
+                              <w:t>2023</w:t>
+                            </w:r>
+                            <w:r>
+                              <w:rPr>
+                                <w:rFonts w:asciiTheme="minorHAnsi" w:hAnsiTheme="minorHAnsi" w:cstheme="minorHAnsi"/>
+                                <w:b/>
+                                <w:bCs/>
+                                <w:color w:val="000000" w:themeColor="text1"/>
+                                <w:sz w:val="20"/>
+                                <w:szCs w:val="20"/>
+                              </w:rPr>
+                              <w:t xml:space="preserve"> | Яндекс Практикум</w:t>
+                            </w:r>
+                          </w:p>
+                          <w:p>
+                            <w:pPr>
+                              <w:pStyle w:val="15"/>
+                              <w:spacing w:line="240" w:lineRule="auto"/>
+                              <w:rPr>
+                                <w:rFonts w:asciiTheme="minorHAnsi" w:hAnsiTheme="minorHAnsi" w:cstheme="minorHAnsi"/>
+                                <w:b/>
+                                <w:bCs/>
+                                <w:color w:val="000000" w:themeColor="text1"/>
+                                <w:sz w:val="20"/>
+                                <w:szCs w:val="20"/>
+                              </w:rPr>
+                            </w:pPr>
+                            <w:r>
+                              <w:rPr>
+                                <w:rFonts w:asciiTheme="minorHAnsi" w:hAnsiTheme="minorHAnsi" w:cstheme="minorHAnsi"/>
+                                <w:b/>
+                                <w:bCs/>
+                                <w:color w:val="000000" w:themeColor="text1"/>
+                                <w:sz w:val="20"/>
+                                <w:szCs w:val="20"/>
+                              </w:rPr>
+                              <w:t>Сертифик</w:t>
+                            </w:r>
+                            <w:r>
+                              <w:rPr>
+                                <w:rFonts w:asciiTheme="minorHAnsi" w:hAnsiTheme="minorHAnsi" w:cstheme="minorHAnsi"/>
+                                <w:b/>
+                                <w:bCs/>
+                                <w:color w:val="000000" w:themeColor="text1"/>
+                                <w:sz w:val="20"/>
+                                <w:szCs w:val="20"/>
+                              </w:rPr>
+                              <w:t>ат</w:t>
+                            </w:r>
+                            <w:r>
+                              <w:rPr>
+                                <w:rFonts w:asciiTheme="minorHAnsi" w:hAnsiTheme="minorHAnsi" w:cstheme="minorHAnsi"/>
+                                <w:b/>
+                                <w:bCs/>
+                                <w:color w:val="000000" w:themeColor="text1"/>
+                                <w:sz w:val="20"/>
+                                <w:szCs w:val="20"/>
+                              </w:rPr>
+                              <w:t xml:space="preserve"> «Инженер по тестированию (</w:t>
+                            </w:r>
+                            <w:r>
+                              <w:rPr>
+                                <w:rFonts w:asciiTheme="minorHAnsi" w:hAnsiTheme="minorHAnsi" w:cstheme="minorHAnsi"/>
+                                <w:b/>
+                                <w:bCs/>
+                                <w:color w:val="000000" w:themeColor="text1"/>
+                                <w:sz w:val="20"/>
+                                <w:szCs w:val="20"/>
+                                <w:lang w:val="en-US"/>
+                              </w:rPr>
+                              <w:t>QA</w:t>
+                            </w:r>
+                            <w:r>
+                              <w:rPr>
+                                <w:rFonts w:asciiTheme="minorHAnsi" w:hAnsiTheme="minorHAnsi" w:cstheme="minorHAnsi"/>
+                                <w:b/>
+                                <w:bCs/>
+                                <w:color w:val="000000" w:themeColor="text1"/>
+                                <w:sz w:val="20"/>
+                                <w:szCs w:val="20"/>
+                              </w:rPr>
+                              <w:t>/</w:t>
+                            </w:r>
+                            <w:r>
+                              <w:rPr>
+                                <w:rFonts w:asciiTheme="minorHAnsi" w:hAnsiTheme="minorHAnsi" w:cstheme="minorHAnsi"/>
+                                <w:b/>
+                                <w:bCs/>
+                                <w:color w:val="000000" w:themeColor="text1"/>
+                                <w:sz w:val="20"/>
+                                <w:szCs w:val="20"/>
+                                <w:lang w:val="en-US"/>
+                              </w:rPr>
+                              <w:t>QC</w:t>
+                            </w:r>
+                            <w:r>
+                              <w:rPr>
+                                <w:rFonts w:asciiTheme="minorHAnsi" w:hAnsiTheme="minorHAnsi" w:cstheme="minorHAnsi"/>
+                                <w:b/>
+                                <w:bCs/>
+                                <w:color w:val="000000" w:themeColor="text1"/>
+                                <w:sz w:val="20"/>
+                                <w:szCs w:val="20"/>
+                              </w:rPr>
+                              <w:t>)»</w:t>
+                            </w:r>
+                          </w:p>
+                          <w:p>
+                            <w:pPr>
+                              <w:pStyle w:val="15"/>
+                              <w:spacing w:line="240" w:lineRule="auto"/>
+                              <w:rPr>
+                                <w:rFonts w:asciiTheme="minorHAnsi" w:hAnsiTheme="minorHAnsi" w:cstheme="minorHAnsi"/>
+                                <w:b/>
+                                <w:bCs/>
+                                <w:color w:val="000000" w:themeColor="text1"/>
+                                <w:sz w:val="20"/>
+                                <w:szCs w:val="20"/>
+                              </w:rPr>
+                            </w:pPr>
+                            <w:r>
+                              <w:rPr>
+                                <w:rFonts w:asciiTheme="minorHAnsi" w:hAnsiTheme="minorHAnsi" w:cstheme="minorHAnsi"/>
+                                <w:color w:val="000000" w:themeColor="text1"/>
+                                <w:sz w:val="20"/>
+                                <w:szCs w:val="20"/>
+                              </w:rPr>
+                              <w:t xml:space="preserve">Специализация: тестирование веб- и мобильных приложений, тестирование </w:t>
+                            </w:r>
+                            <w:r>
+                              <w:rPr>
+                                <w:rFonts w:asciiTheme="minorHAnsi" w:hAnsiTheme="minorHAnsi" w:cstheme="minorHAnsi"/>
+                                <w:color w:val="000000" w:themeColor="text1"/>
+                                <w:sz w:val="20"/>
+                                <w:szCs w:val="20"/>
+                                <w:lang w:val="en-US"/>
+                              </w:rPr>
+                              <w:t>API</w:t>
+                            </w:r>
+                            <w:r>
+                              <w:rPr>
+                                <w:rFonts w:asciiTheme="minorHAnsi" w:hAnsiTheme="minorHAnsi" w:cstheme="minorHAnsi"/>
+                                <w:color w:val="000000" w:themeColor="text1"/>
+                                <w:sz w:val="20"/>
+                                <w:szCs w:val="20"/>
+                              </w:rPr>
+                              <w:t xml:space="preserve">, </w:t>
+                            </w:r>
+                            <w:r>
+                              <w:rPr>
+                                <w:rFonts w:asciiTheme="minorHAnsi" w:hAnsiTheme="minorHAnsi" w:cstheme="minorHAnsi"/>
+                                <w:color w:val="000000" w:themeColor="text1"/>
+                                <w:sz w:val="20"/>
+                                <w:szCs w:val="20"/>
+                                <w:lang w:val="en-US"/>
+                              </w:rPr>
+                              <w:t>SQL</w:t>
+                            </w:r>
+                            <w:r>
+                              <w:rPr>
+                                <w:rFonts w:asciiTheme="minorHAnsi" w:hAnsiTheme="minorHAnsi" w:cstheme="minorHAnsi"/>
+                                <w:color w:val="000000" w:themeColor="text1"/>
+                                <w:sz w:val="20"/>
+                                <w:szCs w:val="20"/>
+                              </w:rPr>
+                              <w:t>, основы автоматизации тестирования.</w:t>
+                            </w:r>
+                          </w:p>
+                          <w:p>
+                            <w:pPr>
+                              <w:pStyle w:val="15"/>
+                              <w:spacing w:before="120" w:line="240" w:lineRule="auto"/>
+                              <w:rPr>
+                                <w:rFonts w:asciiTheme="minorHAnsi" w:hAnsiTheme="minorHAnsi" w:cstheme="minorHAnsi"/>
+                                <w:b/>
+                                <w:bCs/>
+                                <w:color w:val="000000" w:themeColor="text1"/>
+                                <w:sz w:val="20"/>
+                                <w:szCs w:val="20"/>
+                              </w:rPr>
+                            </w:pPr>
+                            <w:r>
+                              <w:rPr>
+                                <w:rFonts w:asciiTheme="minorHAnsi" w:hAnsiTheme="minorHAnsi" w:cstheme="minorHAnsi"/>
+                                <w:b/>
+                                <w:bCs/>
+                                <w:color w:val="000000" w:themeColor="text1"/>
+                                <w:sz w:val="20"/>
+                                <w:szCs w:val="20"/>
+                              </w:rPr>
+                              <w:t xml:space="preserve">2010-2014, </w:t>
+                            </w:r>
+                            <w:r>
+                              <w:rPr>
+                                <w:rFonts w:asciiTheme="minorHAnsi" w:hAnsiTheme="minorHAnsi" w:cstheme="minorHAnsi"/>
+                                <w:b/>
+                                <w:bCs/>
+                                <w:color w:val="000000" w:themeColor="text1"/>
+                                <w:sz w:val="20"/>
+                                <w:szCs w:val="20"/>
+                              </w:rPr>
+                              <w:t>Институт</w:t>
+                            </w:r>
+                            <w:r>
+                              <w:rPr>
+                                <w:rFonts w:asciiTheme="minorHAnsi" w:hAnsiTheme="minorHAnsi" w:cstheme="minorHAnsi"/>
+                                <w:b/>
+                                <w:bCs/>
+                                <w:color w:val="000000" w:themeColor="text1"/>
+                                <w:sz w:val="20"/>
+                                <w:szCs w:val="20"/>
+                              </w:rPr>
+                              <w:t xml:space="preserve"> Карпинского</w:t>
+                            </w:r>
+                            <w:r>
+                              <w:rPr>
+                                <w:rFonts w:asciiTheme="minorHAnsi" w:hAnsiTheme="minorHAnsi" w:cstheme="minorHAnsi"/>
+                                <w:b/>
+                                <w:bCs/>
+                                <w:color w:val="000000" w:themeColor="text1"/>
+                                <w:sz w:val="20"/>
+                                <w:szCs w:val="20"/>
+                              </w:rPr>
+                              <w:t xml:space="preserve"> (ВСЕГЕИ)</w:t>
+                            </w:r>
+                            <w:r>
+                              <w:rPr>
+                                <w:rFonts w:asciiTheme="minorHAnsi" w:hAnsiTheme="minorHAnsi" w:cstheme="minorHAnsi"/>
+                                <w:b/>
+                                <w:bCs/>
+                                <w:color w:val="000000" w:themeColor="text1"/>
+                                <w:sz w:val="20"/>
+                                <w:szCs w:val="20"/>
+                              </w:rPr>
+                              <w:t>, Санкт-Петербург</w:t>
+                            </w:r>
+                          </w:p>
+                          <w:p>
+                            <w:pPr>
+                              <w:pStyle w:val="15"/>
+                              <w:spacing w:line="240" w:lineRule="auto"/>
+                              <w:rPr>
+                                <w:rFonts w:asciiTheme="minorHAnsi" w:hAnsiTheme="minorHAnsi" w:cstheme="minorHAnsi"/>
+                                <w:b/>
+                                <w:bCs/>
+                                <w:color w:val="000000" w:themeColor="text1"/>
+                                <w:sz w:val="20"/>
+                                <w:szCs w:val="20"/>
+                                <w:lang w:val="en-US"/>
+                              </w:rPr>
+                            </w:pPr>
+                            <w:proofErr w:type="spellStart"/>
+                            <w:r>
+                              <w:rPr>
+                                <w:rFonts w:asciiTheme="minorHAnsi" w:hAnsiTheme="minorHAnsi" w:cstheme="minorHAnsi"/>
+                                <w:b/>
+                                <w:bCs/>
+                                <w:color w:val="000000" w:themeColor="text1"/>
+                                <w:sz w:val="20"/>
+                                <w:szCs w:val="20"/>
+                                <w:lang w:val="en-US"/>
+                              </w:rPr>
+                              <w:t>Аспирантура</w:t>
+                            </w:r>
+                            <w:proofErr w:type="spellEnd"/>
+                            <w:r>
+                              <w:rPr>
+                                <w:rFonts w:asciiTheme="minorHAnsi" w:hAnsiTheme="minorHAnsi" w:cstheme="minorHAnsi"/>
+                                <w:b/>
+                                <w:bCs/>
+                                <w:color w:val="000000" w:themeColor="text1"/>
+                                <w:sz w:val="20"/>
+                                <w:szCs w:val="20"/>
+                                <w:lang w:val="en-US"/>
+                              </w:rPr>
+                              <w:t xml:space="preserve"> </w:t>
+                            </w:r>
+                            <w:proofErr w:type="spellStart"/>
+                            <w:r>
+                              <w:rPr>
+                                <w:rFonts w:asciiTheme="minorHAnsi" w:hAnsiTheme="minorHAnsi" w:cstheme="minorHAnsi"/>
+                                <w:b/>
+                                <w:bCs/>
+                                <w:color w:val="000000" w:themeColor="text1"/>
+                                <w:sz w:val="20"/>
+                                <w:szCs w:val="20"/>
+                                <w:lang w:val="en-US"/>
+                              </w:rPr>
+                              <w:t>по</w:t>
+                            </w:r>
+                            <w:proofErr w:type="spellEnd"/>
+                            <w:r>
+                              <w:rPr>
+                                <w:rFonts w:asciiTheme="minorHAnsi" w:hAnsiTheme="minorHAnsi" w:cstheme="minorHAnsi"/>
+                                <w:b/>
+                                <w:bCs/>
+                                <w:color w:val="000000" w:themeColor="text1"/>
+                                <w:sz w:val="20"/>
+                                <w:szCs w:val="20"/>
+                                <w:lang w:val="en-US"/>
+                              </w:rPr>
+                              <w:t xml:space="preserve"> </w:t>
+                            </w:r>
+                            <w:proofErr w:type="spellStart"/>
+                            <w:r>
+                              <w:rPr>
+                                <w:rFonts w:asciiTheme="minorHAnsi" w:hAnsiTheme="minorHAnsi" w:cstheme="minorHAnsi"/>
+                                <w:b/>
+                                <w:bCs/>
+                                <w:color w:val="000000" w:themeColor="text1"/>
+                                <w:sz w:val="20"/>
+                                <w:szCs w:val="20"/>
+                                <w:lang w:val="en-US"/>
+                              </w:rPr>
+                              <w:t>специальности</w:t>
+                            </w:r>
+                            <w:proofErr w:type="spellEnd"/>
+                            <w:r>
+                              <w:rPr>
+                                <w:rFonts w:asciiTheme="minorHAnsi" w:hAnsiTheme="minorHAnsi" w:cstheme="minorHAnsi"/>
+                                <w:b/>
+                                <w:bCs/>
+                                <w:color w:val="000000" w:themeColor="text1"/>
+                                <w:sz w:val="20"/>
+                                <w:szCs w:val="20"/>
+                                <w:lang w:val="en-US"/>
+                              </w:rPr>
+                              <w:t xml:space="preserve"> «</w:t>
+                            </w:r>
+                            <w:proofErr w:type="spellStart"/>
+                            <w:r>
+                              <w:rPr>
+                                <w:rFonts w:asciiTheme="minorHAnsi" w:hAnsiTheme="minorHAnsi" w:cstheme="minorHAnsi"/>
+                                <w:b/>
+                                <w:bCs/>
+                                <w:color w:val="000000" w:themeColor="text1"/>
+                                <w:sz w:val="20"/>
+                                <w:szCs w:val="20"/>
+                                <w:lang w:val="en-US"/>
+                              </w:rPr>
+                              <w:t>Геология</w:t>
+                            </w:r>
+                            <w:proofErr w:type="spellEnd"/>
+                            <w:r>
+                              <w:rPr>
+                                <w:rFonts w:asciiTheme="minorHAnsi" w:hAnsiTheme="minorHAnsi" w:cstheme="minorHAnsi"/>
+                                <w:b/>
+                                <w:bCs/>
+                                <w:color w:val="000000" w:themeColor="text1"/>
+                                <w:sz w:val="20"/>
+                                <w:szCs w:val="20"/>
+                                <w:lang w:val="en-US"/>
+                              </w:rPr>
+                              <w:t>»</w:t>
+                            </w:r>
+                          </w:p>
+                          <w:p>
+                            <w:pPr>
+                              <w:pStyle w:val="15"/>
+                              <w:spacing w:line="240" w:lineRule="auto"/>
+                              <w:rPr>
+                                <w:rFonts w:asciiTheme="minorHAnsi" w:hAnsiTheme="minorHAnsi" w:cstheme="minorHAnsi"/>
+                                <w:color w:val="000000" w:themeColor="text1"/>
+                                <w:sz w:val="20"/>
+                                <w:szCs w:val="20"/>
+                              </w:rPr>
+                            </w:pPr>
+                            <w:r>
+                              <w:rPr>
+                                <w:rFonts w:asciiTheme="minorHAnsi" w:hAnsiTheme="minorHAnsi" w:cstheme="minorHAnsi"/>
+                                <w:color w:val="000000" w:themeColor="text1"/>
+                                <w:sz w:val="20"/>
+                                <w:szCs w:val="20"/>
+                              </w:rPr>
+                              <w:t xml:space="preserve">Специализация: Геологическая съёмка, поиски и разведка месторождений полезных ископаемых, </w:t>
+                            </w:r>
+                            <w:proofErr w:type="spellStart"/>
+                            <w:r>
+                              <w:rPr>
+                                <w:rFonts w:asciiTheme="minorHAnsi" w:hAnsiTheme="minorHAnsi" w:cstheme="minorHAnsi"/>
+                                <w:color w:val="000000" w:themeColor="text1"/>
+                                <w:sz w:val="20"/>
+                                <w:szCs w:val="20"/>
+                              </w:rPr>
+                              <w:t>минерагения</w:t>
+                            </w:r>
+                            <w:proofErr w:type="spellEnd"/>
+                            <w:r>
+                              <w:rPr>
+                                <w:rFonts w:asciiTheme="minorHAnsi" w:hAnsiTheme="minorHAnsi" w:cstheme="minorHAnsi"/>
+                                <w:color w:val="000000" w:themeColor="text1"/>
+                                <w:sz w:val="20"/>
+                                <w:szCs w:val="20"/>
+                              </w:rPr>
+                              <w:t>.</w:t>
+                            </w:r>
+                          </w:p>
+                          <w:p>
+                            <w:pPr>
+                              <w:pStyle w:val="15"/>
+                              <w:spacing w:before="120" w:line="240" w:lineRule="auto"/>
+                              <w:rPr>
+                                <w:rFonts w:asciiTheme="minorHAnsi" w:hAnsiTheme="minorHAnsi" w:cstheme="minorHAnsi"/>
+                                <w:b/>
+                                <w:bCs/>
+                                <w:color w:val="000000" w:themeColor="text1"/>
+                                <w:sz w:val="20"/>
+                                <w:szCs w:val="20"/>
+                              </w:rPr>
+                            </w:pPr>
+                            <w:r>
+                              <w:rPr>
+                                <w:rFonts w:asciiTheme="minorHAnsi" w:hAnsiTheme="minorHAnsi" w:cstheme="minorHAnsi"/>
+                                <w:b/>
+                                <w:bCs/>
+                                <w:color w:val="000000" w:themeColor="text1"/>
+                                <w:sz w:val="20"/>
+                                <w:szCs w:val="20"/>
+                              </w:rPr>
+                              <w:t xml:space="preserve">2005 – 2010, </w:t>
+                            </w:r>
+                            <w:r>
+                              <w:rPr>
+                                <w:rFonts w:asciiTheme="minorHAnsi" w:hAnsiTheme="minorHAnsi" w:cstheme="minorHAnsi"/>
+                                <w:b/>
+                                <w:bCs/>
+                                <w:color w:val="000000" w:themeColor="text1"/>
+                                <w:sz w:val="20"/>
+                                <w:szCs w:val="20"/>
+                              </w:rPr>
+                              <w:t>Санкт-Петербургский горный университет</w:t>
+                            </w:r>
+                          </w:p>
+                          <w:p>
+                            <w:pPr>
+                              <w:pStyle w:val="15"/>
+                              <w:spacing w:line="240" w:lineRule="auto"/>
+                              <w:rPr>
+                                <w:rFonts w:asciiTheme="minorHAnsi" w:hAnsiTheme="minorHAnsi" w:cstheme="minorHAnsi"/>
+                                <w:b/>
+                                <w:bCs/>
+                                <w:color w:val="000000" w:themeColor="text1"/>
+                                <w:sz w:val="20"/>
+                                <w:szCs w:val="20"/>
+                              </w:rPr>
+                            </w:pPr>
+                            <w:r>
+                              <w:rPr>
+                                <w:rFonts w:asciiTheme="minorHAnsi" w:hAnsiTheme="minorHAnsi" w:cstheme="minorHAnsi"/>
+                                <w:b/>
+                                <w:bCs/>
+                                <w:color w:val="000000" w:themeColor="text1"/>
+                                <w:sz w:val="20"/>
+                                <w:szCs w:val="20"/>
+                              </w:rPr>
+                              <w:t>Квалификация: Горный инженер</w:t>
+                            </w:r>
+                          </w:p>
+                          <w:p>
+                            <w:pPr>
+                              <w:pStyle w:val="15"/>
+                              <w:spacing w:line="240" w:lineRule="auto"/>
+                              <w:rPr>
+                                <w:rFonts w:asciiTheme="minorHAnsi" w:hAnsiTheme="minorHAnsi" w:cstheme="minorHAnsi"/>
+                                <w:color w:val="000000" w:themeColor="text1"/>
+                                <w:sz w:val="28"/>
+                              </w:rPr>
+                            </w:pPr>
+                            <w:r>
+                              <w:rPr>
+                                <w:rFonts w:asciiTheme="minorHAnsi" w:hAnsiTheme="minorHAnsi" w:cstheme="minorHAnsi"/>
+                                <w:color w:val="000000" w:themeColor="text1"/>
+                                <w:sz w:val="20"/>
+                                <w:szCs w:val="20"/>
+                              </w:rPr>
+                              <w:t>Специализация: Минералогия, петрография и прикладная геохимия.</w:t>
+                            </w:r>
                           </w:p>
                         </w:txbxContent>
                       </wps:txbx>
@@ -10421,19 +9950,525 @@
                     <w:p>
                       <w:pPr>
                         <w:pStyle w:val="15"/>
-                        <w:spacing w:line="240" w:lineRule="auto"/>
-                        <w:rPr>
-                          <w:rFonts w:ascii="Verdana" w:hAnsi="Verdana"/>
+                        <w:spacing w:before="240" w:after="240" w:line="240" w:lineRule="auto"/>
+                        <w:rPr>
+                          <w:rFonts w:asciiTheme="minorHAnsi" w:hAnsiTheme="minorHAnsi" w:cstheme="minorHAnsi"/>
+                          <w:b/>
+                          <w:bCs/>
+                          <w:color w:val="000000" w:themeColor="text1"/>
                           <w:sz w:val="28"/>
                         </w:rPr>
                       </w:pPr>
+                      <w:r>
+                        <w:rPr>
+                          <w:rFonts w:asciiTheme="minorHAnsi" w:hAnsiTheme="minorHAnsi" w:cstheme="minorHAnsi"/>
+                          <w:b/>
+                          <w:bCs/>
+                          <w:color w:val="000000" w:themeColor="text1"/>
+                          <w:sz w:val="28"/>
+                        </w:rPr>
+                        <w:t>Образование</w:t>
+                      </w:r>
                     </w:p>
                     <w:p>
                       <w:pPr>
-                        <w:rPr>
-                          <w:rFonts w:ascii="Verdana" w:hAnsi="Verdana"/>
+                        <w:pStyle w:val="15"/>
+                        <w:spacing w:line="240" w:lineRule="auto"/>
+                        <w:rPr>
+                          <w:rFonts w:asciiTheme="minorHAnsi" w:hAnsiTheme="minorHAnsi" w:cstheme="minorHAnsi"/>
+                          <w:b/>
+                          <w:bCs/>
+                          <w:color w:val="000000" w:themeColor="text1"/>
+                          <w:sz w:val="20"/>
+                          <w:szCs w:val="20"/>
                         </w:rPr>
                       </w:pPr>
+                      <w:r>
+                        <w:rPr>
+                          <w:rFonts w:asciiTheme="minorHAnsi" w:hAnsiTheme="minorHAnsi" w:cstheme="minorHAnsi"/>
+                          <w:b/>
+                          <w:bCs/>
+                          <w:color w:val="000000" w:themeColor="text1"/>
+                          <w:sz w:val="20"/>
+                          <w:szCs w:val="20"/>
+                        </w:rPr>
+                        <w:t>2023</w:t>
+                      </w:r>
+                      <w:r>
+                        <w:rPr>
+                          <w:rFonts w:asciiTheme="minorHAnsi" w:hAnsiTheme="minorHAnsi" w:cstheme="minorHAnsi"/>
+                          <w:b/>
+                          <w:bCs/>
+                          <w:color w:val="000000" w:themeColor="text1"/>
+                          <w:sz w:val="20"/>
+                          <w:szCs w:val="20"/>
+                        </w:rPr>
+                        <w:t xml:space="preserve"> | Яндекс Практикум</w:t>
+                      </w:r>
+                    </w:p>
+                    <w:p>
+                      <w:pPr>
+                        <w:pStyle w:val="15"/>
+                        <w:spacing w:line="240" w:lineRule="auto"/>
+                        <w:rPr>
+                          <w:rFonts w:asciiTheme="minorHAnsi" w:hAnsiTheme="minorHAnsi" w:cstheme="minorHAnsi"/>
+                          <w:b/>
+                          <w:bCs/>
+                          <w:color w:val="000000" w:themeColor="text1"/>
+                          <w:sz w:val="20"/>
+                          <w:szCs w:val="20"/>
+                        </w:rPr>
+                      </w:pPr>
+                      <w:r>
+                        <w:rPr>
+                          <w:rFonts w:asciiTheme="minorHAnsi" w:hAnsiTheme="minorHAnsi" w:cstheme="minorHAnsi"/>
+                          <w:b/>
+                          <w:bCs/>
+                          <w:color w:val="000000" w:themeColor="text1"/>
+                          <w:sz w:val="20"/>
+                          <w:szCs w:val="20"/>
+                        </w:rPr>
+                        <w:t>Сертифик</w:t>
+                      </w:r>
+                      <w:r>
+                        <w:rPr>
+                          <w:rFonts w:asciiTheme="minorHAnsi" w:hAnsiTheme="minorHAnsi" w:cstheme="minorHAnsi"/>
+                          <w:b/>
+                          <w:bCs/>
+                          <w:color w:val="000000" w:themeColor="text1"/>
+                          <w:sz w:val="20"/>
+                          <w:szCs w:val="20"/>
+                        </w:rPr>
+                        <w:t>ат</w:t>
+                      </w:r>
+                      <w:r>
+                        <w:rPr>
+                          <w:rFonts w:asciiTheme="minorHAnsi" w:hAnsiTheme="minorHAnsi" w:cstheme="minorHAnsi"/>
+                          <w:b/>
+                          <w:bCs/>
+                          <w:color w:val="000000" w:themeColor="text1"/>
+                          <w:sz w:val="20"/>
+                          <w:szCs w:val="20"/>
+                        </w:rPr>
+                        <w:t xml:space="preserve"> «Инженер по тестированию (</w:t>
+                      </w:r>
+                      <w:r>
+                        <w:rPr>
+                          <w:rFonts w:asciiTheme="minorHAnsi" w:hAnsiTheme="minorHAnsi" w:cstheme="minorHAnsi"/>
+                          <w:b/>
+                          <w:bCs/>
+                          <w:color w:val="000000" w:themeColor="text1"/>
+                          <w:sz w:val="20"/>
+                          <w:szCs w:val="20"/>
+                          <w:lang w:val="en-US"/>
+                        </w:rPr>
+                        <w:t>QA</w:t>
+                      </w:r>
+                      <w:r>
+                        <w:rPr>
+                          <w:rFonts w:asciiTheme="minorHAnsi" w:hAnsiTheme="minorHAnsi" w:cstheme="minorHAnsi"/>
+                          <w:b/>
+                          <w:bCs/>
+                          <w:color w:val="000000" w:themeColor="text1"/>
+                          <w:sz w:val="20"/>
+                          <w:szCs w:val="20"/>
+                        </w:rPr>
+                        <w:t>/</w:t>
+                      </w:r>
+                      <w:r>
+                        <w:rPr>
+                          <w:rFonts w:asciiTheme="minorHAnsi" w:hAnsiTheme="minorHAnsi" w:cstheme="minorHAnsi"/>
+                          <w:b/>
+                          <w:bCs/>
+                          <w:color w:val="000000" w:themeColor="text1"/>
+                          <w:sz w:val="20"/>
+                          <w:szCs w:val="20"/>
+                          <w:lang w:val="en-US"/>
+                        </w:rPr>
+                        <w:t>QC</w:t>
+                      </w:r>
+                      <w:r>
+                        <w:rPr>
+                          <w:rFonts w:asciiTheme="minorHAnsi" w:hAnsiTheme="minorHAnsi" w:cstheme="minorHAnsi"/>
+                          <w:b/>
+                          <w:bCs/>
+                          <w:color w:val="000000" w:themeColor="text1"/>
+                          <w:sz w:val="20"/>
+                          <w:szCs w:val="20"/>
+                        </w:rPr>
+                        <w:t>)»</w:t>
+                      </w:r>
+                    </w:p>
+                    <w:p>
+                      <w:pPr>
+                        <w:pStyle w:val="15"/>
+                        <w:spacing w:line="240" w:lineRule="auto"/>
+                        <w:rPr>
+                          <w:rFonts w:asciiTheme="minorHAnsi" w:hAnsiTheme="minorHAnsi" w:cstheme="minorHAnsi"/>
+                          <w:b/>
+                          <w:bCs/>
+                          <w:color w:val="000000" w:themeColor="text1"/>
+                          <w:sz w:val="20"/>
+                          <w:szCs w:val="20"/>
+                        </w:rPr>
+                      </w:pPr>
+                      <w:r>
+                        <w:rPr>
+                          <w:rFonts w:asciiTheme="minorHAnsi" w:hAnsiTheme="minorHAnsi" w:cstheme="minorHAnsi"/>
+                          <w:color w:val="000000" w:themeColor="text1"/>
+                          <w:sz w:val="20"/>
+                          <w:szCs w:val="20"/>
+                        </w:rPr>
+                        <w:t xml:space="preserve">Специализация: тестирование веб- и мобильных приложений, тестирование </w:t>
+                      </w:r>
+                      <w:r>
+                        <w:rPr>
+                          <w:rFonts w:asciiTheme="minorHAnsi" w:hAnsiTheme="minorHAnsi" w:cstheme="minorHAnsi"/>
+                          <w:color w:val="000000" w:themeColor="text1"/>
+                          <w:sz w:val="20"/>
+                          <w:szCs w:val="20"/>
+                          <w:lang w:val="en-US"/>
+                        </w:rPr>
+                        <w:t>API</w:t>
+                      </w:r>
+                      <w:r>
+                        <w:rPr>
+                          <w:rFonts w:asciiTheme="minorHAnsi" w:hAnsiTheme="minorHAnsi" w:cstheme="minorHAnsi"/>
+                          <w:color w:val="000000" w:themeColor="text1"/>
+                          <w:sz w:val="20"/>
+                          <w:szCs w:val="20"/>
+                        </w:rPr>
+                        <w:t xml:space="preserve">, </w:t>
+                      </w:r>
+                      <w:r>
+                        <w:rPr>
+                          <w:rFonts w:asciiTheme="minorHAnsi" w:hAnsiTheme="minorHAnsi" w:cstheme="minorHAnsi"/>
+                          <w:color w:val="000000" w:themeColor="text1"/>
+                          <w:sz w:val="20"/>
+                          <w:szCs w:val="20"/>
+                          <w:lang w:val="en-US"/>
+                        </w:rPr>
+                        <w:t>SQL</w:t>
+                      </w:r>
+                      <w:r>
+                        <w:rPr>
+                          <w:rFonts w:asciiTheme="minorHAnsi" w:hAnsiTheme="minorHAnsi" w:cstheme="minorHAnsi"/>
+                          <w:color w:val="000000" w:themeColor="text1"/>
+                          <w:sz w:val="20"/>
+                          <w:szCs w:val="20"/>
+                        </w:rPr>
+                        <w:t>, основы автоматизации тестирования.</w:t>
+                      </w:r>
+                    </w:p>
+                    <w:p>
+                      <w:pPr>
+                        <w:pStyle w:val="15"/>
+                        <w:spacing w:before="120" w:line="240" w:lineRule="auto"/>
+                        <w:rPr>
+                          <w:rFonts w:asciiTheme="minorHAnsi" w:hAnsiTheme="minorHAnsi" w:cstheme="minorHAnsi"/>
+                          <w:b/>
+                          <w:bCs/>
+                          <w:color w:val="000000" w:themeColor="text1"/>
+                          <w:sz w:val="20"/>
+                          <w:szCs w:val="20"/>
+                        </w:rPr>
+                      </w:pPr>
+                      <w:r>
+                        <w:rPr>
+                          <w:rFonts w:asciiTheme="minorHAnsi" w:hAnsiTheme="minorHAnsi" w:cstheme="minorHAnsi"/>
+                          <w:b/>
+                          <w:bCs/>
+                          <w:color w:val="000000" w:themeColor="text1"/>
+                          <w:sz w:val="20"/>
+                          <w:szCs w:val="20"/>
+                        </w:rPr>
+                        <w:t xml:space="preserve">2010-2014, </w:t>
+                      </w:r>
+                      <w:r>
+                        <w:rPr>
+                          <w:rFonts w:asciiTheme="minorHAnsi" w:hAnsiTheme="minorHAnsi" w:cstheme="minorHAnsi"/>
+                          <w:b/>
+                          <w:bCs/>
+                          <w:color w:val="000000" w:themeColor="text1"/>
+                          <w:sz w:val="20"/>
+                          <w:szCs w:val="20"/>
+                        </w:rPr>
+                        <w:t>Институт</w:t>
+                      </w:r>
+                      <w:r>
+                        <w:rPr>
+                          <w:rFonts w:asciiTheme="minorHAnsi" w:hAnsiTheme="minorHAnsi" w:cstheme="minorHAnsi"/>
+                          <w:b/>
+                          <w:bCs/>
+                          <w:color w:val="000000" w:themeColor="text1"/>
+                          <w:sz w:val="20"/>
+                          <w:szCs w:val="20"/>
+                        </w:rPr>
+                        <w:t xml:space="preserve"> Карпинского</w:t>
+                      </w:r>
+                      <w:r>
+                        <w:rPr>
+                          <w:rFonts w:asciiTheme="minorHAnsi" w:hAnsiTheme="minorHAnsi" w:cstheme="minorHAnsi"/>
+                          <w:b/>
+                          <w:bCs/>
+                          <w:color w:val="000000" w:themeColor="text1"/>
+                          <w:sz w:val="20"/>
+                          <w:szCs w:val="20"/>
+                        </w:rPr>
+                        <w:t xml:space="preserve"> (ВСЕГЕИ)</w:t>
+                      </w:r>
+                      <w:r>
+                        <w:rPr>
+                          <w:rFonts w:asciiTheme="minorHAnsi" w:hAnsiTheme="minorHAnsi" w:cstheme="minorHAnsi"/>
+                          <w:b/>
+                          <w:bCs/>
+                          <w:color w:val="000000" w:themeColor="text1"/>
+                          <w:sz w:val="20"/>
+                          <w:szCs w:val="20"/>
+                        </w:rPr>
+                        <w:t>, Санкт-Петербург</w:t>
+                      </w:r>
+                    </w:p>
+                    <w:p>
+                      <w:pPr>
+                        <w:pStyle w:val="15"/>
+                        <w:spacing w:line="240" w:lineRule="auto"/>
+                        <w:rPr>
+                          <w:rFonts w:asciiTheme="minorHAnsi" w:hAnsiTheme="minorHAnsi" w:cstheme="minorHAnsi"/>
+                          <w:b/>
+                          <w:bCs/>
+                          <w:color w:val="000000" w:themeColor="text1"/>
+                          <w:sz w:val="20"/>
+                          <w:szCs w:val="20"/>
+                          <w:lang w:val="en-US"/>
+                        </w:rPr>
+                      </w:pPr>
+                      <w:proofErr w:type="spellStart"/>
+                      <w:r>
+                        <w:rPr>
+                          <w:rFonts w:asciiTheme="minorHAnsi" w:hAnsiTheme="minorHAnsi" w:cstheme="minorHAnsi"/>
+                          <w:b/>
+                          <w:bCs/>
+                          <w:color w:val="000000" w:themeColor="text1"/>
+                          <w:sz w:val="20"/>
+                          <w:szCs w:val="20"/>
+                          <w:lang w:val="en-US"/>
+                        </w:rPr>
+                        <w:t>Аспирантура</w:t>
+                      </w:r>
+                      <w:proofErr w:type="spellEnd"/>
+                      <w:r>
+                        <w:rPr>
+                          <w:rFonts w:asciiTheme="minorHAnsi" w:hAnsiTheme="minorHAnsi" w:cstheme="minorHAnsi"/>
+                          <w:b/>
+                          <w:bCs/>
+                          <w:color w:val="000000" w:themeColor="text1"/>
+                          <w:sz w:val="20"/>
+                          <w:szCs w:val="20"/>
+                          <w:lang w:val="en-US"/>
+                        </w:rPr>
+                        <w:t xml:space="preserve"> </w:t>
+                      </w:r>
+                      <w:proofErr w:type="spellStart"/>
+                      <w:r>
+                        <w:rPr>
+                          <w:rFonts w:asciiTheme="minorHAnsi" w:hAnsiTheme="minorHAnsi" w:cstheme="minorHAnsi"/>
+                          <w:b/>
+                          <w:bCs/>
+                          <w:color w:val="000000" w:themeColor="text1"/>
+                          <w:sz w:val="20"/>
+                          <w:szCs w:val="20"/>
+                          <w:lang w:val="en-US"/>
+                        </w:rPr>
+                        <w:t>по</w:t>
+                      </w:r>
+                      <w:proofErr w:type="spellEnd"/>
+                      <w:r>
+                        <w:rPr>
+                          <w:rFonts w:asciiTheme="minorHAnsi" w:hAnsiTheme="minorHAnsi" w:cstheme="minorHAnsi"/>
+                          <w:b/>
+                          <w:bCs/>
+                          <w:color w:val="000000" w:themeColor="text1"/>
+                          <w:sz w:val="20"/>
+                          <w:szCs w:val="20"/>
+                          <w:lang w:val="en-US"/>
+                        </w:rPr>
+                        <w:t xml:space="preserve"> </w:t>
+                      </w:r>
+                      <w:proofErr w:type="spellStart"/>
+                      <w:r>
+                        <w:rPr>
+                          <w:rFonts w:asciiTheme="minorHAnsi" w:hAnsiTheme="minorHAnsi" w:cstheme="minorHAnsi"/>
+                          <w:b/>
+                          <w:bCs/>
+                          <w:color w:val="000000" w:themeColor="text1"/>
+                          <w:sz w:val="20"/>
+                          <w:szCs w:val="20"/>
+                          <w:lang w:val="en-US"/>
+                        </w:rPr>
+                        <w:t>специальности</w:t>
+                      </w:r>
+                      <w:proofErr w:type="spellEnd"/>
+                      <w:r>
+                        <w:rPr>
+                          <w:rFonts w:asciiTheme="minorHAnsi" w:hAnsiTheme="minorHAnsi" w:cstheme="minorHAnsi"/>
+                          <w:b/>
+                          <w:bCs/>
+                          <w:color w:val="000000" w:themeColor="text1"/>
+                          <w:sz w:val="20"/>
+                          <w:szCs w:val="20"/>
+                          <w:lang w:val="en-US"/>
+                        </w:rPr>
+                        <w:t xml:space="preserve"> «</w:t>
+                      </w:r>
+                      <w:proofErr w:type="spellStart"/>
+                      <w:r>
+                        <w:rPr>
+                          <w:rFonts w:asciiTheme="minorHAnsi" w:hAnsiTheme="minorHAnsi" w:cstheme="minorHAnsi"/>
+                          <w:b/>
+                          <w:bCs/>
+                          <w:color w:val="000000" w:themeColor="text1"/>
+                          <w:sz w:val="20"/>
+                          <w:szCs w:val="20"/>
+                          <w:lang w:val="en-US"/>
+                        </w:rPr>
+                        <w:t>Геология</w:t>
+                      </w:r>
+                      <w:proofErr w:type="spellEnd"/>
+                      <w:r>
+                        <w:rPr>
+                          <w:rFonts w:asciiTheme="minorHAnsi" w:hAnsiTheme="minorHAnsi" w:cstheme="minorHAnsi"/>
+                          <w:b/>
+                          <w:bCs/>
+                          <w:color w:val="000000" w:themeColor="text1"/>
+                          <w:sz w:val="20"/>
+                          <w:szCs w:val="20"/>
+                          <w:lang w:val="en-US"/>
+                        </w:rPr>
+                        <w:t>»</w:t>
+                      </w:r>
+                    </w:p>
+                    <w:p>
+                      <w:pPr>
+                        <w:pStyle w:val="15"/>
+                        <w:spacing w:line="240" w:lineRule="auto"/>
+                        <w:rPr>
+                          <w:rFonts w:asciiTheme="minorHAnsi" w:hAnsiTheme="minorHAnsi" w:cstheme="minorHAnsi"/>
+                          <w:color w:val="000000" w:themeColor="text1"/>
+                          <w:sz w:val="20"/>
+                          <w:szCs w:val="20"/>
+                        </w:rPr>
+                      </w:pPr>
+                      <w:r>
+                        <w:rPr>
+                          <w:rFonts w:asciiTheme="minorHAnsi" w:hAnsiTheme="minorHAnsi" w:cstheme="minorHAnsi"/>
+                          <w:color w:val="000000" w:themeColor="text1"/>
+                          <w:sz w:val="20"/>
+                          <w:szCs w:val="20"/>
+                        </w:rPr>
+                        <w:t xml:space="preserve">Специализация: Геологическая съёмка, поиски и разведка месторождений полезных ископаемых, </w:t>
+                      </w:r>
+                      <w:proofErr w:type="spellStart"/>
+                      <w:r>
+                        <w:rPr>
+                          <w:rFonts w:asciiTheme="minorHAnsi" w:hAnsiTheme="minorHAnsi" w:cstheme="minorHAnsi"/>
+                          <w:color w:val="000000" w:themeColor="text1"/>
+                          <w:sz w:val="20"/>
+                          <w:szCs w:val="20"/>
+                        </w:rPr>
+                        <w:t>минерагения</w:t>
+                      </w:r>
+                      <w:proofErr w:type="spellEnd"/>
+                      <w:r>
+                        <w:rPr>
+                          <w:rFonts w:asciiTheme="minorHAnsi" w:hAnsiTheme="minorHAnsi" w:cstheme="minorHAnsi"/>
+                          <w:color w:val="000000" w:themeColor="text1"/>
+                          <w:sz w:val="20"/>
+                          <w:szCs w:val="20"/>
+                        </w:rPr>
+                        <w:t>.</w:t>
+                      </w:r>
+                    </w:p>
+                    <w:p>
+                      <w:pPr>
+                        <w:pStyle w:val="15"/>
+                        <w:spacing w:before="120" w:line="240" w:lineRule="auto"/>
+                        <w:rPr>
+                          <w:rFonts w:asciiTheme="minorHAnsi" w:hAnsiTheme="minorHAnsi" w:cstheme="minorHAnsi"/>
+                          <w:b/>
+                          <w:bCs/>
+                          <w:color w:val="000000" w:themeColor="text1"/>
+                          <w:sz w:val="20"/>
+                          <w:szCs w:val="20"/>
+                        </w:rPr>
+                      </w:pPr>
+                      <w:r>
+                        <w:rPr>
+                          <w:rFonts w:asciiTheme="minorHAnsi" w:hAnsiTheme="minorHAnsi" w:cstheme="minorHAnsi"/>
+                          <w:b/>
+                          <w:bCs/>
+                          <w:color w:val="000000" w:themeColor="text1"/>
+                          <w:sz w:val="20"/>
+                          <w:szCs w:val="20"/>
+                        </w:rPr>
+                        <w:t xml:space="preserve">2005 – 2010, </w:t>
+                      </w:r>
+                      <w:r>
+                        <w:rPr>
+                          <w:rFonts w:asciiTheme="minorHAnsi" w:hAnsiTheme="minorHAnsi" w:cstheme="minorHAnsi"/>
+                          <w:b/>
+                          <w:bCs/>
+                          <w:color w:val="000000" w:themeColor="text1"/>
+                          <w:sz w:val="20"/>
+                          <w:szCs w:val="20"/>
+                        </w:rPr>
+                        <w:t>Санкт-Петербургский горный университет</w:t>
+                      </w:r>
+                    </w:p>
+                    <w:p>
+                      <w:pPr>
+                        <w:pStyle w:val="15"/>
+                        <w:spacing w:line="240" w:lineRule="auto"/>
+                        <w:rPr>
+                          <w:rFonts w:asciiTheme="minorHAnsi" w:hAnsiTheme="minorHAnsi" w:cstheme="minorHAnsi"/>
+                          <w:b/>
+                          <w:bCs/>
+                          <w:color w:val="000000" w:themeColor="text1"/>
+                          <w:sz w:val="20"/>
+                          <w:szCs w:val="20"/>
+                        </w:rPr>
+                      </w:pPr>
+                      <w:r>
+                        <w:rPr>
+                          <w:rFonts w:asciiTheme="minorHAnsi" w:hAnsiTheme="minorHAnsi" w:cstheme="minorHAnsi"/>
+                          <w:b/>
+                          <w:bCs/>
+                          <w:color w:val="000000" w:themeColor="text1"/>
+                          <w:sz w:val="20"/>
+                          <w:szCs w:val="20"/>
+                        </w:rPr>
+                        <w:t>Квалификация: Горный инженер</w:t>
+                      </w:r>
+                    </w:p>
+                    <w:p>
+                      <w:pPr>
+                        <w:pStyle w:val="15"/>
+                        <w:spacing w:line="240" w:lineRule="auto"/>
+                        <w:rPr>
+                          <w:rFonts w:asciiTheme="minorHAnsi" w:hAnsiTheme="minorHAnsi" w:cstheme="minorHAnsi"/>
+                          <w:color w:val="000000" w:themeColor="text1"/>
+                          <w:sz w:val="28"/>
+                        </w:rPr>
+                      </w:pPr>
+                      <w:r>
+                        <w:rPr>
+                          <w:rFonts w:asciiTheme="minorHAnsi" w:hAnsiTheme="minorHAnsi" w:cstheme="minorHAnsi"/>
+                          <w:color w:val="000000" w:themeColor="text1"/>
+                          <w:sz w:val="20"/>
+                          <w:szCs w:val="20"/>
+                        </w:rPr>
+                        <w:t>Специализация: Минералогия, петрография и прикладная геохимия.</w:t>
+                      </w:r>
                     </w:p>
                   </w:txbxContent>
                 </v:textbox>

--- a/public/cv/Alexey-Pakhalko-CV-RU-2026.docx
+++ b/public/cv/Alexey-Pakhalko-CV-RU-2026.docx
@@ -4257,7 +4257,7 @@
                                 <w:szCs w:val="20"/>
                                 <w:lang w:val="en-US"/>
                               </w:rPr>
-                              <w:t>Upper</w:t>
+                              <w:t xml:space="preserve">C1</w:t>
                             </w:r>
                             <w:r>
                               <w:rPr>
@@ -4266,7 +4266,7 @@
                                 <w:sz w:val="20"/>
                                 <w:szCs w:val="20"/>
                               </w:rPr>
-                              <w:t>-</w:t>
+                              <w:t xml:space="preserve"/>
                             </w:r>
                             <w:r>
                               <w:rPr>
@@ -4276,7 +4276,7 @@
                                 <w:szCs w:val="20"/>
                                 <w:lang w:val="en-US"/>
                               </w:rPr>
-                              <w:t>Intermediate</w:t>
+                              <w:t xml:space="preserve"/>
                             </w:r>
                             <w:r>
                               <w:rPr>
@@ -5130,7 +5130,7 @@
                           <w:szCs w:val="20"/>
                           <w:lang w:val="en-US"/>
                         </w:rPr>
-                        <w:t>Upper</w:t>
+                        <w:t xml:space="preserve">C1</w:t>
                       </w:r>
                       <w:r>
                         <w:rPr>
@@ -5139,7 +5139,7 @@
                           <w:sz w:val="20"/>
                           <w:szCs w:val="20"/>
                         </w:rPr>
-                        <w:t>-</w:t>
+                        <w:t xml:space="preserve"/>
                       </w:r>
                       <w:r>
                         <w:rPr>
@@ -5149,7 +5149,7 @@
                           <w:szCs w:val="20"/>
                           <w:lang w:val="en-US"/>
                         </w:rPr>
-                        <w:t>Intermediate</w:t>
+                        <w:t xml:space="preserve"/>
                       </w:r>
                       <w:r>
                         <w:rPr>
